--- a/DAW_GRUPO7 1.1.docx
+++ b/DAW_GRUPO7 1.1.docx
@@ -333,23 +333,7 @@
           <w:rFonts w:ascii="Arial" w:hAnsi="Arial"/>
           <w:color w:val="000000"/>
         </w:rPr>
-        <w:t xml:space="preserve">Claudia Andrea Morales Urribarri, Jimmy Estir Vergara </w:t>
-      </w:r>
-      <w:proofErr w:type="gramStart"/>
-      <w:r>
-        <w:rPr>
-          <w:rFonts w:ascii="Arial" w:hAnsi="Arial"/>
-          <w:color w:val="000000"/>
-        </w:rPr>
-        <w:t>Coronel</w:t>
-      </w:r>
-      <w:proofErr w:type="gramEnd"/>
-      <w:r>
-        <w:rPr>
-          <w:rFonts w:ascii="Arial" w:hAnsi="Arial"/>
-          <w:color w:val="000000"/>
-        </w:rPr>
-        <w:t>, Kennys Eduardo Torres Belisario.</w:t>
+        <w:t>Claudia Andrea Morales Urribarri, Jimmy Estir Vergara Coronel, Kennys Eduardo Torres Belisario.</w:t>
       </w:r>
     </w:p>
     <w:p>
@@ -2717,6 +2701,92 @@
         <w:t>. Material docente no publicado.</w:t>
       </w:r>
     </w:p>
+    <w:p/>
+    <w:p/>
+    <w:p/>
+    <w:p/>
+    <w:p/>
+    <w:p>
+      <w:pPr>
+        <w:rPr>
+          <w:lang w:val="es-ES"/>
+        </w:rPr>
+      </w:pPr>
+    </w:p>
+    <w:p>
+      <w:pPr>
+        <w:rPr>
+          <w:lang w:val="es-ES"/>
+        </w:rPr>
+      </w:pPr>
+      <w:r>
+        <w:rPr>
+          <w:lang w:val="es-ES"/>
+        </w:rPr>
+        <w:lastRenderedPageBreak/>
+        <w:t>FASE DE DEFINICION</w:t>
+      </w:r>
+    </w:p>
+    <w:p>
+      <w:pPr>
+        <w:rPr>
+          <w:lang w:val="es-ES"/>
+        </w:rPr>
+      </w:pPr>
+    </w:p>
+    <w:p>
+      <w:pPr>
+        <w:pStyle w:val="ListParagraph"/>
+        <w:numPr>
+          <w:ilvl w:val="0"/>
+          <w:numId w:val="13"/>
+        </w:numPr>
+        <w:rPr>
+          <w:lang w:val="es-ES"/>
+        </w:rPr>
+      </w:pPr>
+      <w:r>
+        <w:rPr>
+          <w:lang w:val="es-ES"/>
+        </w:rPr>
+        <w:t>Alcance y perímetro</w:t>
+      </w:r>
+    </w:p>
+    <w:p>
+      <w:pPr>
+        <w:ind w:left="720"/>
+        <w:rPr>
+          <w:lang w:val="es-ES"/>
+        </w:rPr>
+      </w:pPr>
+      <w:r>
+        <w:rPr>
+          <w:lang w:val="es-ES"/>
+        </w:rPr>
+        <w:t xml:space="preserve">Cualquier cliente de una farmacéutica ha sentido duda en cuanto si hay stock en las farmacia y en lo que lo precios </w:t>
+      </w:r>
+      <w:proofErr w:type="spellStart"/>
+      <w:r>
+        <w:rPr>
+          <w:lang w:val="es-ES"/>
+        </w:rPr>
+        <w:t>varian</w:t>
+      </w:r>
+      <w:proofErr w:type="spellEnd"/>
+      <w:r>
+        <w:rPr>
+          <w:lang w:val="es-ES"/>
+        </w:rPr>
+        <w:t xml:space="preserve"> entre las distintas farmacias, por lo que</w:t>
+      </w:r>
+    </w:p>
+    <w:p>
+      <w:pPr>
+        <w:rPr>
+          <w:lang w:val="es-ES"/>
+        </w:rPr>
+      </w:pPr>
+    </w:p>
     <w:p>
       <w:pPr>
         <w:pStyle w:val="APA"/>
@@ -4228,6 +4298,95 @@
     </w:lvl>
   </w:abstractNum>
   <w:abstractNum w:abstractNumId="10" w15:restartNumberingAfterBreak="0">
+    <w:nsid w:val="6D4820B1"/>
+    <w:multiLevelType w:val="hybridMultilevel"/>
+    <w:tmpl w:val="0630D1BA"/>
+    <w:lvl w:ilvl="0" w:tplc="0C0A000F">
+      <w:start w:val="1"/>
+      <w:numFmt w:val="decimal"/>
+      <w:lvlText w:val="%1."/>
+      <w:lvlJc w:val="left"/>
+      <w:pPr>
+        <w:ind w:left="720" w:hanging="360"/>
+      </w:pPr>
+      <w:rPr>
+        <w:rFonts w:hint="default"/>
+      </w:rPr>
+    </w:lvl>
+    <w:lvl w:ilvl="1" w:tplc="0C0A0019" w:tentative="1">
+      <w:start w:val="1"/>
+      <w:numFmt w:val="lowerLetter"/>
+      <w:lvlText w:val="%2."/>
+      <w:lvlJc w:val="left"/>
+      <w:pPr>
+        <w:ind w:left="1440" w:hanging="360"/>
+      </w:pPr>
+    </w:lvl>
+    <w:lvl w:ilvl="2" w:tplc="0C0A001B" w:tentative="1">
+      <w:start w:val="1"/>
+      <w:numFmt w:val="lowerRoman"/>
+      <w:lvlText w:val="%3."/>
+      <w:lvlJc w:val="right"/>
+      <w:pPr>
+        <w:ind w:left="2160" w:hanging="180"/>
+      </w:pPr>
+    </w:lvl>
+    <w:lvl w:ilvl="3" w:tplc="0C0A000F" w:tentative="1">
+      <w:start w:val="1"/>
+      <w:numFmt w:val="decimal"/>
+      <w:lvlText w:val="%4."/>
+      <w:lvlJc w:val="left"/>
+      <w:pPr>
+        <w:ind w:left="2880" w:hanging="360"/>
+      </w:pPr>
+    </w:lvl>
+    <w:lvl w:ilvl="4" w:tplc="0C0A0019" w:tentative="1">
+      <w:start w:val="1"/>
+      <w:numFmt w:val="lowerLetter"/>
+      <w:lvlText w:val="%5."/>
+      <w:lvlJc w:val="left"/>
+      <w:pPr>
+        <w:ind w:left="3600" w:hanging="360"/>
+      </w:pPr>
+    </w:lvl>
+    <w:lvl w:ilvl="5" w:tplc="0C0A001B" w:tentative="1">
+      <w:start w:val="1"/>
+      <w:numFmt w:val="lowerRoman"/>
+      <w:lvlText w:val="%6."/>
+      <w:lvlJc w:val="right"/>
+      <w:pPr>
+        <w:ind w:left="4320" w:hanging="180"/>
+      </w:pPr>
+    </w:lvl>
+    <w:lvl w:ilvl="6" w:tplc="0C0A000F" w:tentative="1">
+      <w:start w:val="1"/>
+      <w:numFmt w:val="decimal"/>
+      <w:lvlText w:val="%7."/>
+      <w:lvlJc w:val="left"/>
+      <w:pPr>
+        <w:ind w:left="5040" w:hanging="360"/>
+      </w:pPr>
+    </w:lvl>
+    <w:lvl w:ilvl="7" w:tplc="0C0A0019" w:tentative="1">
+      <w:start w:val="1"/>
+      <w:numFmt w:val="lowerLetter"/>
+      <w:lvlText w:val="%8."/>
+      <w:lvlJc w:val="left"/>
+      <w:pPr>
+        <w:ind w:left="5760" w:hanging="360"/>
+      </w:pPr>
+    </w:lvl>
+    <w:lvl w:ilvl="8" w:tplc="0C0A001B" w:tentative="1">
+      <w:start w:val="1"/>
+      <w:numFmt w:val="lowerRoman"/>
+      <w:lvlText w:val="%9."/>
+      <w:lvlJc w:val="right"/>
+      <w:pPr>
+        <w:ind w:left="6480" w:hanging="180"/>
+      </w:pPr>
+    </w:lvl>
+  </w:abstractNum>
+  <w:abstractNum w:abstractNumId="11" w15:restartNumberingAfterBreak="0">
     <w:nsid w:val="7AA96CFF"/>
     <w:multiLevelType w:val="multilevel"/>
     <w:tmpl w:val="A8D0E2E0"/>
@@ -4340,7 +4499,7 @@
       </w:rPr>
     </w:lvl>
   </w:abstractNum>
-  <w:abstractNum w:abstractNumId="11" w15:restartNumberingAfterBreak="0">
+  <w:abstractNum w:abstractNumId="12" w15:restartNumberingAfterBreak="0">
     <w:nsid w:val="7AB073DD"/>
     <w:multiLevelType w:val="multilevel"/>
     <w:tmpl w:val="7C72B55C"/>
@@ -4454,13 +4613,13 @@
     </w:lvl>
   </w:abstractNum>
   <w:num w:numId="1" w16cid:durableId="1294139932">
-    <w:abstractNumId w:val="10"/>
+    <w:abstractNumId w:val="11"/>
   </w:num>
   <w:num w:numId="2" w16cid:durableId="672873231">
     <w:abstractNumId w:val="5"/>
   </w:num>
   <w:num w:numId="3" w16cid:durableId="26297562">
-    <w:abstractNumId w:val="11"/>
+    <w:abstractNumId w:val="12"/>
   </w:num>
   <w:num w:numId="4" w16cid:durableId="35476326">
     <w:abstractNumId w:val="3"/>
@@ -4488,6 +4647,9 @@
   </w:num>
   <w:num w:numId="12" w16cid:durableId="1181624240">
     <w:abstractNumId w:val="7"/>
+  </w:num>
+  <w:num w:numId="13" w16cid:durableId="776022141">
+    <w:abstractNumId w:val="10"/>
   </w:num>
 </w:numbering>
 </file>
@@ -5785,28 +5947,28 @@
 </file>
 
 <file path=customXml/item1.xml><?xml version="1.0" encoding="utf-8"?>
-<b:Sources xmlns:b="http://schemas.openxmlformats.org/officeDocument/2006/bibliography" xmlns="http://schemas.openxmlformats.org/officeDocument/2006/bibliography" SelectedStyle="\APASixthEditionOfficeOnline.xsl" StyleName="APA" Version="6"/>
-</file>
-
-<file path=customXml/item2.xml><?xml version="1.0" encoding="utf-8"?>
 <go:gDocsCustomXmlDataStorage xmlns:go="http://customooxmlschemas.google.com/" xmlns:r="http://schemas.openxmlformats.org/officeDocument/2006/relationships" uri="GoogleDocsCustomDataVersion2">
   <go:docsCustomData xmlns:go="http://customooxmlschemas.google.com/" roundtripDataSignature="AMtx7mi3YeNoVFECQJ8/8ZW5NMdN3Muxjw==">CgMxLjAyDmgucmd6MDhlYWU2dnIwMg5oLmI4Y3VoMGhzaWZ4cTIOaC5lMDV0NTZ5MmNuMTgyDmguOTNmNnp4ZmhsNWxmMg5oLjJveDFtaW5qNjY3ZjIOaC5tNmVwaXVhNWNxZTEyDmgucWJ4dXdhd3JncjAyOAByITFiWXpXVkF0U2d4dUhUbURJbkozQ0ZWbHQ3Nmx2OExVbQ==</go:docsCustomData>
 </go:gDocsCustomXmlDataStorage>
 </file>
 
-<file path=customXml/itemProps1.xml><?xml version="1.0" encoding="utf-8"?>
-<ds:datastoreItem xmlns:ds="http://schemas.openxmlformats.org/officeDocument/2006/customXml" ds:itemID="{FB272140-6F8D-40EE-A491-139200A25CE3}">
-  <ds:schemaRefs>
-    <ds:schemaRef ds:uri="http://schemas.openxmlformats.org/officeDocument/2006/bibliography"/>
-  </ds:schemaRefs>
-</ds:datastoreItem>
+<file path=customXml/item2.xml><?xml version="1.0" encoding="utf-8"?>
+<b:Sources xmlns:b="http://schemas.openxmlformats.org/officeDocument/2006/bibliography" xmlns="http://schemas.openxmlformats.org/officeDocument/2006/bibliography" SelectedStyle="\APASixthEditionOfficeOnline.xsl" StyleName="APA" Version="6"/>
 </file>
 
-<file path=customXml/itemProps2.xml><?xml version="1.0" encoding="utf-8"?>
+<file path=customXml/itemProps1.xml><?xml version="1.0" encoding="utf-8"?>
 <ds:datastoreItem xmlns:ds="http://schemas.openxmlformats.org/officeDocument/2006/customXml" ds:itemID="{11111111-1234-1234-1234-123412341234}">
   <ds:schemaRefs>
     <ds:schemaRef ds:uri="http://customooxmlschemas.google.com/"/>
     <ds:schemaRef ds:uri="http://schemas.openxmlformats.org/officeDocument/2006/relationships"/>
   </ds:schemaRefs>
 </ds:datastoreItem>
+</file>
+
+<file path=customXml/itemProps2.xml><?xml version="1.0" encoding="utf-8"?>
+<ds:datastoreItem xmlns:ds="http://schemas.openxmlformats.org/officeDocument/2006/customXml" ds:itemID="{FB272140-6F8D-40EE-A491-139200A25CE3}">
+  <ds:schemaRefs>
+    <ds:schemaRef ds:uri="http://schemas.openxmlformats.org/officeDocument/2006/bibliography"/>
+  </ds:schemaRefs>
+</ds:datastoreItem>
 </file>
--- a/DAW_GRUPO7 1.1.docx
+++ b/DAW_GRUPO7 1.1.docx
@@ -333,7 +333,23 @@
           <w:rFonts w:ascii="Arial" w:hAnsi="Arial"/>
           <w:color w:val="000000"/>
         </w:rPr>
-        <w:t>Claudia Andrea Morales Urribarri, Jimmy Estir Vergara Coronel, Kennys Eduardo Torres Belisario.</w:t>
+        <w:t xml:space="preserve">Claudia Andrea Morales Urribarri, Jimmy Estir Vergara </w:t>
+      </w:r>
+      <w:proofErr w:type="gramStart"/>
+      <w:r>
+        <w:rPr>
+          <w:rFonts w:ascii="Arial" w:hAnsi="Arial"/>
+          <w:color w:val="000000"/>
+        </w:rPr>
+        <w:t>Coronel</w:t>
+      </w:r>
+      <w:proofErr w:type="gramEnd"/>
+      <w:r>
+        <w:rPr>
+          <w:rFonts w:ascii="Arial" w:hAnsi="Arial"/>
+          <w:color w:val="000000"/>
+        </w:rPr>
+        <w:t>, Kennys Eduardo Torres Belisario.</w:t>
       </w:r>
     </w:p>
     <w:p>
@@ -2286,82 +2302,21 @@
           <w:rFonts w:ascii="Arial" w:hAnsi="Arial"/>
           <w:i/>
           <w:iCs/>
-        </w:rPr>
-        <w:t xml:space="preserve">Guide </w:t>
-      </w:r>
-      <w:proofErr w:type="spellStart"/>
-      <w:r>
-        <w:rPr>
-          <w:rFonts w:ascii="Arial" w:hAnsi="Arial"/>
-          <w:i/>
-          <w:iCs/>
-        </w:rPr>
-        <w:t>to</w:t>
-      </w:r>
-      <w:proofErr w:type="spellEnd"/>
-      <w:r>
-        <w:rPr>
-          <w:rFonts w:ascii="Arial" w:hAnsi="Arial"/>
-          <w:i/>
-          <w:iCs/>
-        </w:rPr>
-        <w:t xml:space="preserve"> </w:t>
-      </w:r>
-      <w:proofErr w:type="spellStart"/>
-      <w:r>
-        <w:rPr>
-          <w:rFonts w:ascii="Arial" w:hAnsi="Arial"/>
-          <w:i/>
-          <w:iCs/>
-        </w:rPr>
-        <w:t>Quality</w:t>
-      </w:r>
-      <w:proofErr w:type="spellEnd"/>
-      <w:r>
-        <w:rPr>
-          <w:rFonts w:ascii="Arial" w:hAnsi="Arial"/>
-          <w:i/>
-          <w:iCs/>
-        </w:rPr>
-        <w:t xml:space="preserve"> Control</w:t>
-      </w:r>
-      <w:r>
-        <w:rPr>
-          <w:rFonts w:ascii="Arial" w:hAnsi="Arial"/>
-        </w:rPr>
-        <w:t xml:space="preserve">. Asian </w:t>
-      </w:r>
-      <w:proofErr w:type="spellStart"/>
-      <w:r>
-        <w:rPr>
-          <w:rFonts w:ascii="Arial" w:hAnsi="Arial"/>
-        </w:rPr>
-        <w:t>Productivity</w:t>
-      </w:r>
-      <w:proofErr w:type="spellEnd"/>
-      <w:r>
-        <w:rPr>
-          <w:rFonts w:ascii="Arial" w:hAnsi="Arial"/>
-        </w:rPr>
-        <w:t xml:space="preserve"> </w:t>
-      </w:r>
-      <w:proofErr w:type="spellStart"/>
-      <w:r>
-        <w:rPr>
-          <w:rFonts w:ascii="Arial" w:hAnsi="Arial"/>
-        </w:rPr>
-        <w:t>Organization</w:t>
-      </w:r>
-      <w:proofErr w:type="spellEnd"/>
-      <w:r>
-        <w:rPr>
-          <w:rFonts w:ascii="Arial" w:hAnsi="Arial"/>
-        </w:rPr>
-        <w:t>.</w:t>
-      </w:r>
-      <w:r>
-        <w:rPr>
-          <w:rFonts w:ascii="Arial" w:hAnsi="Arial"/>
+          <w:lang w:val="en-US"/>
+        </w:rPr>
+        <w:t>Guide to Quality Control</w:t>
+      </w:r>
+      <w:r>
+        <w:rPr>
+          <w:rFonts w:ascii="Arial" w:hAnsi="Arial"/>
+          <w:lang w:val="en-US"/>
+        </w:rPr>
+        <w:t>. Asian Productivity Organization.</w:t>
+      </w:r>
+      <w:r>
+        <w:rPr>
+          <w:rFonts w:ascii="Arial" w:hAnsi="Arial"/>
+          <w:lang w:val="en-US"/>
         </w:rPr>
         <w:br/>
       </w:r>
@@ -2652,6 +2607,7 @@
           <w:rFonts w:ascii="Arial" w:hAnsi="Arial"/>
           <w:b/>
           <w:bCs/>
+          <w:lang w:val="en-US"/>
         </w:rPr>
       </w:pPr>
       <w:r>
@@ -2659,9 +2615,21 @@
           <w:rFonts w:ascii="Arial" w:hAnsi="Arial"/>
           <w:b/>
           <w:bCs/>
-        </w:rPr>
-        <w:t>Material docente</w:t>
-      </w:r>
+          <w:lang w:val="en-US"/>
+        </w:rPr>
+        <w:t xml:space="preserve">Material </w:t>
+      </w:r>
+      <w:proofErr w:type="spellStart"/>
+      <w:r>
+        <w:rPr>
+          <w:rFonts w:ascii="Arial" w:hAnsi="Arial"/>
+          <w:b/>
+          <w:bCs/>
+          <w:lang w:val="en-US"/>
+        </w:rPr>
+        <w:t>docente</w:t>
+      </w:r>
+      <w:proofErr w:type="spellEnd"/>
     </w:p>
     <w:p>
       <w:pPr>
@@ -2729,6 +2697,24 @@
     </w:p>
     <w:p>
       <w:pPr>
+        <w:pStyle w:val="ListParagraph"/>
+        <w:numPr>
+          <w:ilvl w:val="0"/>
+          <w:numId w:val="18"/>
+        </w:numPr>
+        <w:rPr>
+          <w:lang w:val="es-ES"/>
+        </w:rPr>
+      </w:pPr>
+      <w:r>
+        <w:rPr>
+          <w:lang w:val="es-ES"/>
+        </w:rPr>
+        <w:t>Alcance y perímetro</w:t>
+      </w:r>
+    </w:p>
+    <w:p>
+      <w:pPr>
         <w:rPr>
           <w:lang w:val="es-ES"/>
         </w:rPr>
@@ -2754,7 +2740,11 @@
     </w:p>
     <w:p>
       <w:pPr>
-        <w:ind w:left="720"/>
+        <w:pStyle w:val="ListParagraph"/>
+        <w:numPr>
+          <w:ilvl w:val="0"/>
+          <w:numId w:val="16"/>
+        </w:numPr>
         <w:rPr>
           <w:lang w:val="es-ES"/>
         </w:rPr>
@@ -2763,51 +2753,1649 @@
         <w:rPr>
           <w:lang w:val="es-ES"/>
         </w:rPr>
-        <w:t xml:space="preserve">Cualquier cliente de una farmacéutica ha sentido duda en cuanto si hay stock en las farmacia y en lo que lo precios </w:t>
+        <w:t xml:space="preserve">Usuarios finales: </w:t>
+      </w:r>
+      <w:r>
+        <w:t>s</w:t>
+      </w:r>
+      <w:r>
+        <w:t>ufren por la información dispersa y desactualizada. Necesitan saber con certeza si un producto está disponible y a qué precio antes de desplazarse</w:t>
+      </w:r>
+      <w:r>
+        <w:t>.</w:t>
+      </w:r>
+    </w:p>
+    <w:p>
+      <w:pPr>
+        <w:pStyle w:val="ListParagraph"/>
+        <w:numPr>
+          <w:ilvl w:val="0"/>
+          <w:numId w:val="16"/>
+        </w:numPr>
+        <w:rPr>
+          <w:lang w:val="es-ES"/>
+        </w:rPr>
+      </w:pPr>
+      <w:r>
+        <w:t>Comercios (</w:t>
       </w:r>
       <w:proofErr w:type="spellStart"/>
       <w:r>
+        <w:t>PYMEs</w:t>
+      </w:r>
+      <w:proofErr w:type="spellEnd"/>
+      <w:r>
+        <w:t xml:space="preserve">): </w:t>
+      </w:r>
+      <w:r>
+        <w:t>Necesitan digitalizarse y visibilizarse frente a gigantes del e-</w:t>
+      </w:r>
+      <w:proofErr w:type="spellStart"/>
+      <w:r>
+        <w:t>commerce</w:t>
+      </w:r>
+      <w:proofErr w:type="spellEnd"/>
+      <w:r>
+        <w:t xml:space="preserve"> sin incurrir en los altos costes de mantener una web propia</w:t>
+      </w:r>
+      <w:r>
+        <w:t>.</w:t>
+      </w:r>
+    </w:p>
+    <w:p>
+      <w:pPr>
+        <w:pStyle w:val="ListParagraph"/>
+        <w:numPr>
+          <w:ilvl w:val="0"/>
+          <w:numId w:val="13"/>
+        </w:numPr>
         <w:rPr>
           <w:lang w:val="es-ES"/>
         </w:rPr>
-        <w:t>varian</w:t>
+      </w:pPr>
+      <w:r>
+        <w:rPr>
+          <w:lang w:val="es-ES"/>
+        </w:rPr>
+        <w:t>El desarrollo se dividirá en las siguientes fases funcionales:</w:t>
+      </w:r>
+    </w:p>
+    <w:p>
+      <w:pPr>
+        <w:pStyle w:val="ListParagraph"/>
+        <w:numPr>
+          <w:ilvl w:val="0"/>
+          <w:numId w:val="15"/>
+        </w:numPr>
+        <w:rPr>
+          <w:lang w:val="es-ES"/>
+        </w:rPr>
+      </w:pPr>
+      <w:r>
+        <w:rPr>
+          <w:lang w:val="es-ES"/>
+        </w:rPr>
+        <w:t>Modulo de búsqueda y comparación: implementación de filtros por categoría y nombre, y generación de tablas comparativas de precios y stock real.</w:t>
+      </w:r>
+    </w:p>
+    <w:p>
+      <w:pPr>
+        <w:pStyle w:val="ListParagraph"/>
+        <w:numPr>
+          <w:ilvl w:val="0"/>
+          <w:numId w:val="15"/>
+        </w:numPr>
+        <w:rPr>
+          <w:highlight w:val="yellow"/>
+          <w:lang w:val="es-ES"/>
+        </w:rPr>
+      </w:pPr>
+      <w:r>
+        <w:rPr>
+          <w:highlight w:val="yellow"/>
+          <w:lang w:val="es-ES"/>
+        </w:rPr>
+        <w:t xml:space="preserve">Modulo de conversión: sistema de reservas de productos y </w:t>
+      </w:r>
+      <w:proofErr w:type="spellStart"/>
+      <w:r>
+        <w:rPr>
+          <w:highlight w:val="yellow"/>
+          <w:lang w:val="es-ES"/>
+        </w:rPr>
+        <w:t>geocalización</w:t>
       </w:r>
       <w:proofErr w:type="spellEnd"/>
       <w:r>
         <w:rPr>
+          <w:highlight w:val="yellow"/>
           <w:lang w:val="es-ES"/>
         </w:rPr>
-        <w:t xml:space="preserve"> entre las distintas farmacias, por lo que</w:t>
-      </w:r>
-    </w:p>
-    <w:p>
-      <w:pPr>
+        <w:t xml:space="preserve"> de tiendas.</w:t>
+      </w:r>
+    </w:p>
+    <w:p>
+      <w:pPr>
+        <w:pStyle w:val="ListParagraph"/>
+        <w:numPr>
+          <w:ilvl w:val="0"/>
+          <w:numId w:val="15"/>
+        </w:numPr>
         <w:rPr>
           <w:lang w:val="es-ES"/>
         </w:rPr>
       </w:pPr>
-    </w:p>
-    <w:p>
-      <w:pPr>
-        <w:pStyle w:val="APA"/>
-        <w:rPr>
-          <w:rFonts w:ascii="Arial" w:hAnsi="Arial"/>
-        </w:rPr>
-      </w:pPr>
-    </w:p>
-    <w:p>
-      <w:pPr>
-        <w:pStyle w:val="APA"/>
-        <w:rPr>
-          <w:rFonts w:ascii="Arial" w:hAnsi="Arial"/>
-        </w:rPr>
-      </w:pPr>
-    </w:p>
-    <w:p>
-      <w:pPr>
-        <w:pStyle w:val="APA"/>
-        <w:rPr>
-          <w:rFonts w:ascii="Arial" w:hAnsi="Arial"/>
+      <w:r>
+        <w:rPr>
+          <w:lang w:val="es-ES"/>
+        </w:rPr>
+        <w:t xml:space="preserve">Panel de gestión para la PYME: herramienta </w:t>
+      </w:r>
+      <w:r>
+        <w:rPr>
+          <w:lang w:val="es-ES"/>
+        </w:rPr>
+        <w:t>de actualización instantánea de inventario.</w:t>
+      </w:r>
+    </w:p>
+    <w:p>
+      <w:pPr>
+        <w:pStyle w:val="ListParagraph"/>
+        <w:numPr>
+          <w:ilvl w:val="0"/>
+          <w:numId w:val="15"/>
+        </w:numPr>
+        <w:rPr>
+          <w:lang w:val="es-ES"/>
+        </w:rPr>
+      </w:pPr>
+      <w:r>
+        <w:rPr>
+          <w:lang w:val="es-ES"/>
+        </w:rPr>
+        <w:t>Infraestructura de datos: creación de una base de datos normalizada para asegurar la integridad de la información.</w:t>
+      </w:r>
+    </w:p>
+    <w:p>
+      <w:pPr>
+        <w:pStyle w:val="ListParagraph"/>
+        <w:numPr>
+          <w:ilvl w:val="0"/>
+          <w:numId w:val="13"/>
+        </w:numPr>
+        <w:rPr>
+          <w:lang w:val="es-ES"/>
+        </w:rPr>
+      </w:pPr>
+      <w:r>
+        <w:rPr>
+          <w:lang w:val="es-ES"/>
+        </w:rPr>
+        <w:t>Contexto del proyecto:</w:t>
+      </w:r>
+    </w:p>
+    <w:p>
+      <w:pPr>
+        <w:ind w:left="360"/>
+        <w:rPr>
+          <w:lang w:val="es-ES"/>
+        </w:rPr>
+      </w:pPr>
+      <w:r>
+        <w:rPr>
+          <w:lang w:val="es-ES"/>
+        </w:rPr>
+        <w:t>Se desarrollará en un entorno de competencia desigual frente a grandes plataformas online. El proyecto emplea la tendencia ROPO (buscar online, compara offline) y se enfoca inicialmente en el sector farmacéutico, donde la variación de stock y precios generan alta incertidumbre.</w:t>
+      </w:r>
+    </w:p>
+    <w:p>
+      <w:pPr>
+        <w:pStyle w:val="ListParagraph"/>
+        <w:numPr>
+          <w:ilvl w:val="0"/>
+          <w:numId w:val="13"/>
+        </w:numPr>
+        <w:rPr>
+          <w:lang w:val="es-ES"/>
+        </w:rPr>
+      </w:pPr>
+      <w:r>
+        <w:rPr>
+          <w:lang w:val="es-ES"/>
+        </w:rPr>
+        <w:t>Capacidad de ejecución y recursos disponibles</w:t>
+      </w:r>
+    </w:p>
+    <w:p>
+      <w:pPr>
+        <w:pStyle w:val="ListParagraph"/>
+        <w:numPr>
+          <w:ilvl w:val="0"/>
+          <w:numId w:val="15"/>
+        </w:numPr>
+        <w:rPr>
+          <w:lang w:val="es-ES"/>
+        </w:rPr>
+      </w:pPr>
+      <w:r>
+        <w:rPr>
+          <w:lang w:val="es-ES"/>
+        </w:rPr>
+        <w:t>Equipo: 3 desarrolladores activos (equipo 7)</w:t>
+      </w:r>
+    </w:p>
+    <w:p>
+      <w:pPr>
+        <w:pStyle w:val="ListParagraph"/>
+        <w:numPr>
+          <w:ilvl w:val="0"/>
+          <w:numId w:val="15"/>
+        </w:numPr>
+        <w:rPr>
+          <w:lang w:val="es-ES"/>
+        </w:rPr>
+      </w:pPr>
+      <w:proofErr w:type="spellStart"/>
+      <w:r>
+        <w:rPr>
+          <w:lang w:val="es-ES"/>
+        </w:rPr>
+        <w:t>Tecnoligia</w:t>
+      </w:r>
+      <w:proofErr w:type="spellEnd"/>
+      <w:r>
+        <w:rPr>
+          <w:lang w:val="es-ES"/>
+        </w:rPr>
+        <w:t>: interfaz web moderna y bases de datos relacionales.</w:t>
+      </w:r>
+    </w:p>
+    <w:p>
+      <w:pPr>
+        <w:pStyle w:val="ListParagraph"/>
+        <w:numPr>
+          <w:ilvl w:val="0"/>
+          <w:numId w:val="15"/>
+        </w:numPr>
+        <w:rPr>
+          <w:lang w:val="es-ES"/>
+        </w:rPr>
+      </w:pPr>
+      <w:r>
+        <w:rPr>
+          <w:lang w:val="es-ES"/>
+        </w:rPr>
+        <w:t xml:space="preserve">Herramientas: </w:t>
+      </w:r>
+      <w:proofErr w:type="spellStart"/>
+      <w:r>
+        <w:rPr>
+          <w:lang w:val="es-ES"/>
+        </w:rPr>
+        <w:t>Discord</w:t>
+      </w:r>
+      <w:proofErr w:type="spellEnd"/>
+      <w:r>
+        <w:rPr>
+          <w:lang w:val="es-ES"/>
+        </w:rPr>
+        <w:t xml:space="preserve"> para </w:t>
+      </w:r>
+      <w:proofErr w:type="gramStart"/>
+      <w:r>
+        <w:rPr>
+          <w:lang w:val="es-ES"/>
+        </w:rPr>
+        <w:t>comunicación,</w:t>
+      </w:r>
+      <w:r>
+        <w:rPr>
+          <w:lang w:val="es-ES"/>
+        </w:rPr>
+        <w:t xml:space="preserve"> </w:t>
+      </w:r>
+      <w:r>
+        <w:rPr>
+          <w:lang w:val="es-ES"/>
+        </w:rPr>
+        <w:t xml:space="preserve"> </w:t>
+      </w:r>
+      <w:proofErr w:type="spellStart"/>
+      <w:r>
+        <w:rPr>
+          <w:lang w:val="es-ES"/>
+        </w:rPr>
+        <w:t>Lucidchart</w:t>
+      </w:r>
+      <w:proofErr w:type="spellEnd"/>
+      <w:proofErr w:type="gramEnd"/>
+      <w:r>
+        <w:rPr>
+          <w:lang w:val="es-ES"/>
+        </w:rPr>
+        <w:t xml:space="preserve"> para la creación de los </w:t>
+      </w:r>
+      <w:proofErr w:type="spellStart"/>
+      <w:r>
+        <w:rPr>
+          <w:lang w:val="es-ES"/>
+        </w:rPr>
+        <w:t>digramas</w:t>
+      </w:r>
+      <w:proofErr w:type="spellEnd"/>
+      <w:r>
+        <w:rPr>
+          <w:lang w:val="es-ES"/>
+        </w:rPr>
+        <w:t>,</w:t>
+      </w:r>
+      <w:r>
+        <w:rPr>
+          <w:lang w:val="es-ES"/>
+        </w:rPr>
+        <w:t xml:space="preserve"> </w:t>
+      </w:r>
+      <w:r>
+        <w:rPr>
+          <w:lang w:val="es-ES"/>
+        </w:rPr>
+        <w:t xml:space="preserve">Git para el control de versiones, GitHub para el almacenamiento remoto </w:t>
+      </w:r>
+      <w:proofErr w:type="gramStart"/>
+      <w:r>
+        <w:rPr>
+          <w:lang w:val="es-ES"/>
+        </w:rPr>
+        <w:t>de los repo</w:t>
+      </w:r>
+      <w:proofErr w:type="gramEnd"/>
+      <w:r>
+        <w:rPr>
+          <w:lang w:val="es-ES"/>
+        </w:rPr>
+        <w:t xml:space="preserve"> de </w:t>
+      </w:r>
+      <w:proofErr w:type="spellStart"/>
+      <w:r>
+        <w:rPr>
+          <w:lang w:val="es-ES"/>
+        </w:rPr>
+        <w:t>git</w:t>
+      </w:r>
+      <w:proofErr w:type="spellEnd"/>
+      <w:r>
+        <w:rPr>
+          <w:lang w:val="es-ES"/>
+        </w:rPr>
+        <w:t xml:space="preserve"> y facilitando </w:t>
+      </w:r>
+      <w:proofErr w:type="gramStart"/>
+      <w:r>
+        <w:rPr>
+          <w:lang w:val="es-ES"/>
+        </w:rPr>
+        <w:t>la colaboraciones</w:t>
+      </w:r>
+      <w:proofErr w:type="gramEnd"/>
+      <w:r>
+        <w:rPr>
+          <w:lang w:val="es-ES"/>
+        </w:rPr>
+        <w:t xml:space="preserve"> entre los miembros</w:t>
+      </w:r>
+      <w:r>
+        <w:rPr>
+          <w:lang w:val="es-ES"/>
+        </w:rPr>
+        <w:t>,</w:t>
+      </w:r>
+      <w:r>
+        <w:rPr>
+          <w:lang w:val="es-ES"/>
+        </w:rPr>
+        <w:t xml:space="preserve"> </w:t>
+      </w:r>
+      <w:proofErr w:type="spellStart"/>
+      <w:r>
+        <w:rPr>
+          <w:lang w:val="es-ES"/>
+        </w:rPr>
+        <w:t>VSCode</w:t>
+      </w:r>
+      <w:proofErr w:type="spellEnd"/>
+      <w:r>
+        <w:rPr>
+          <w:lang w:val="es-ES"/>
+        </w:rPr>
+        <w:t xml:space="preserve"> como editor de código</w:t>
+      </w:r>
+      <w:r>
+        <w:rPr>
+          <w:lang w:val="es-ES"/>
+        </w:rPr>
+        <w:t xml:space="preserve"> y como gestor de bases de datos MYSQL </w:t>
+      </w:r>
+      <w:proofErr w:type="spellStart"/>
+      <w:r>
+        <w:rPr>
+          <w:lang w:val="es-ES"/>
+        </w:rPr>
+        <w:t>workbench</w:t>
+      </w:r>
+      <w:proofErr w:type="spellEnd"/>
+      <w:r>
+        <w:rPr>
+          <w:lang w:val="es-ES"/>
+        </w:rPr>
+        <w:t>.</w:t>
+      </w:r>
+    </w:p>
+    <w:p>
+      <w:pPr>
+        <w:pStyle w:val="ListParagraph"/>
+        <w:numPr>
+          <w:ilvl w:val="0"/>
+          <w:numId w:val="13"/>
+        </w:numPr>
+        <w:rPr>
+          <w:highlight w:val="yellow"/>
+          <w:lang w:val="es-ES"/>
+        </w:rPr>
+      </w:pPr>
+      <w:r>
+        <w:rPr>
+          <w:highlight w:val="yellow"/>
+          <w:lang w:val="es-ES"/>
+        </w:rPr>
+        <w:t>Costes estimados</w:t>
+      </w:r>
+    </w:p>
+    <w:p>
+      <w:pPr>
+        <w:pStyle w:val="ListParagraph"/>
+        <w:numPr>
+          <w:ilvl w:val="0"/>
+          <w:numId w:val="15"/>
+        </w:numPr>
+        <w:rPr>
+          <w:highlight w:val="yellow"/>
+          <w:lang w:val="es-ES"/>
+        </w:rPr>
+      </w:pPr>
+      <w:r>
+        <w:rPr>
+          <w:highlight w:val="yellow"/>
+          <w:lang w:val="es-ES"/>
+        </w:rPr>
+        <w:t xml:space="preserve">Internos: </w:t>
+      </w:r>
+      <w:r>
+        <w:rPr>
+          <w:highlight w:val="yellow"/>
+        </w:rPr>
+        <w:t>Tiempo de desarrollo del equipo (estimado en unas 10 horas de dedicación para esta fase)</w:t>
+      </w:r>
+      <w:r>
+        <w:rPr>
+          <w:highlight w:val="yellow"/>
+        </w:rPr>
+        <w:t>.</w:t>
+      </w:r>
+    </w:p>
+    <w:p>
+      <w:pPr>
+        <w:pStyle w:val="ListParagraph"/>
+        <w:numPr>
+          <w:ilvl w:val="0"/>
+          <w:numId w:val="15"/>
+        </w:numPr>
+        <w:rPr>
+          <w:highlight w:val="yellow"/>
+          <w:lang w:val="es-ES"/>
+        </w:rPr>
+      </w:pPr>
+      <w:r>
+        <w:rPr>
+          <w:highlight w:val="yellow"/>
+        </w:rPr>
+        <w:t xml:space="preserve">Externos: </w:t>
+      </w:r>
+      <w:r>
+        <w:rPr>
+          <w:highlight w:val="yellow"/>
+        </w:rPr>
+        <w:t xml:space="preserve">Costes mínimos de despliegue para las </w:t>
+      </w:r>
+      <w:proofErr w:type="spellStart"/>
+      <w:r>
+        <w:rPr>
+          <w:highlight w:val="yellow"/>
+        </w:rPr>
+        <w:t>PYMEs</w:t>
+      </w:r>
+      <w:proofErr w:type="spellEnd"/>
+      <w:r>
+        <w:rPr>
+          <w:highlight w:val="yellow"/>
+        </w:rPr>
+        <w:t>, ya que el objetivo es ofrecer una solución de bajo coste para el comerciante local</w:t>
+      </w:r>
+      <w:r>
+        <w:rPr>
+          <w:highlight w:val="yellow"/>
+        </w:rPr>
+        <w:t>.</w:t>
+      </w:r>
+    </w:p>
+    <w:p>
+      <w:pPr>
+        <w:pStyle w:val="ListParagraph"/>
+        <w:numPr>
+          <w:ilvl w:val="0"/>
+          <w:numId w:val="13"/>
+        </w:numPr>
+        <w:rPr>
+          <w:highlight w:val="yellow"/>
+          <w:lang w:val="es-ES"/>
+        </w:rPr>
+      </w:pPr>
+      <w:r>
+        <w:rPr>
+          <w:highlight w:val="yellow"/>
+          <w:lang w:val="es-ES"/>
+        </w:rPr>
+        <w:t>Márgenes de tiempos e hitos</w:t>
+      </w:r>
+    </w:p>
+    <w:p>
+      <w:pPr>
+        <w:pStyle w:val="ListParagraph"/>
+        <w:numPr>
+          <w:ilvl w:val="0"/>
+          <w:numId w:val="15"/>
+        </w:numPr>
+        <w:rPr>
+          <w:highlight w:val="yellow"/>
+          <w:lang w:val="es-ES"/>
+        </w:rPr>
+      </w:pPr>
+      <w:r>
+        <w:rPr>
+          <w:highlight w:val="yellow"/>
+          <w:lang w:val="es-ES"/>
+        </w:rPr>
+        <w:t>Hito actual: finalización de la fase de definición (entregable 2).</w:t>
+      </w:r>
+    </w:p>
+    <w:p>
+      <w:pPr>
+        <w:pStyle w:val="ListParagraph"/>
+        <w:numPr>
+          <w:ilvl w:val="0"/>
+          <w:numId w:val="15"/>
+        </w:numPr>
+        <w:rPr>
+          <w:highlight w:val="yellow"/>
+          <w:lang w:val="es-ES"/>
+        </w:rPr>
+      </w:pPr>
+      <w:r>
+        <w:rPr>
+          <w:highlight w:val="yellow"/>
+          <w:lang w:val="es-ES"/>
+        </w:rPr>
+        <w:t>Fecha de entrega: 8 de abril de 2026.</w:t>
+      </w:r>
+    </w:p>
+    <w:p>
+      <w:pPr>
+        <w:rPr>
+          <w:highlight w:val="yellow"/>
+          <w:lang w:val="es-ES"/>
+        </w:rPr>
+      </w:pPr>
+    </w:p>
+    <w:p>
+      <w:pPr>
+        <w:rPr>
+          <w:lang w:val="es-ES"/>
+        </w:rPr>
+      </w:pPr>
+    </w:p>
+    <w:p>
+      <w:pPr>
+        <w:pStyle w:val="ListParagraph"/>
+        <w:numPr>
+          <w:ilvl w:val="0"/>
+          <w:numId w:val="18"/>
+        </w:numPr>
+        <w:rPr>
+          <w:lang w:val="es-ES"/>
+        </w:rPr>
+      </w:pPr>
+      <w:r>
+        <w:rPr>
+          <w:lang w:val="es-ES"/>
+        </w:rPr>
+        <w:lastRenderedPageBreak/>
+        <w:t>Actividades de planificación</w:t>
+      </w:r>
+    </w:p>
+    <w:p>
+      <w:pPr>
+        <w:rPr>
+          <w:lang w:val="es-ES"/>
+        </w:rPr>
+      </w:pPr>
+    </w:p>
+    <w:tbl>
+      <w:tblPr>
+        <w:tblStyle w:val="GridTable3-Accent6"/>
+        <w:tblW w:w="0" w:type="auto"/>
+        <w:tblLook w:val="04A0" w:firstRow="1" w:lastRow="0" w:firstColumn="1" w:lastColumn="0" w:noHBand="0" w:noVBand="1"/>
+      </w:tblPr>
+      <w:tblGrid>
+        <w:gridCol w:w="2431"/>
+        <w:gridCol w:w="1422"/>
+        <w:gridCol w:w="1467"/>
+        <w:gridCol w:w="2218"/>
+        <w:gridCol w:w="1814"/>
+      </w:tblGrid>
+      <w:tr>
+        <w:trPr>
+          <w:cnfStyle w:val="100000000000" w:firstRow="1" w:lastRow="0" w:firstColumn="0" w:lastColumn="0" w:oddVBand="0" w:evenVBand="0" w:oddHBand="0" w:evenHBand="0" w:firstRowFirstColumn="0" w:firstRowLastColumn="0" w:lastRowFirstColumn="0" w:lastRowLastColumn="0"/>
+        </w:trPr>
+        <w:tc>
+          <w:tcPr>
+            <w:cnfStyle w:val="001000000100" w:firstRow="0" w:lastRow="0" w:firstColumn="1" w:lastColumn="0" w:oddVBand="0" w:evenVBand="0" w:oddHBand="0" w:evenHBand="0" w:firstRowFirstColumn="1" w:firstRowLastColumn="0" w:lastRowFirstColumn="0" w:lastRowLastColumn="0"/>
+            <w:tcW w:w="0" w:type="auto"/>
+            <w:tcBorders>
+              <w:top w:val="single" w:sz="4" w:space="0" w:color="70AD47" w:themeColor="accent6"/>
+              <w:left w:val="single" w:sz="4" w:space="0" w:color="70AD47" w:themeColor="accent6"/>
+              <w:right w:val="single" w:sz="4" w:space="0" w:color="70AD47" w:themeColor="accent6"/>
+            </w:tcBorders>
+            <w:hideMark/>
+          </w:tcPr>
+          <w:p>
+            <w:pPr>
+              <w:spacing w:after="120" w:line="276" w:lineRule="auto"/>
+              <w:jc w:val="center"/>
+              <w:rPr>
+                <w:lang w:val="es-ES"/>
+              </w:rPr>
+            </w:pPr>
+            <w:r>
+              <w:rPr>
+                <w:lang w:val="es-ES"/>
+              </w:rPr>
+              <w:t>Tarea</w:t>
+            </w:r>
+          </w:p>
+        </w:tc>
+        <w:tc>
+          <w:tcPr>
+            <w:tcW w:w="0" w:type="auto"/>
+            <w:tcBorders>
+              <w:top w:val="single" w:sz="4" w:space="0" w:color="70AD47" w:themeColor="accent6"/>
+              <w:left w:val="single" w:sz="4" w:space="0" w:color="70AD47" w:themeColor="accent6"/>
+              <w:right w:val="single" w:sz="4" w:space="0" w:color="70AD47" w:themeColor="accent6"/>
+            </w:tcBorders>
+            <w:hideMark/>
+          </w:tcPr>
+          <w:p>
+            <w:pPr>
+              <w:spacing w:after="120" w:line="276" w:lineRule="auto"/>
+              <w:jc w:val="center"/>
+              <w:cnfStyle w:val="100000000000" w:firstRow="1" w:lastRow="0" w:firstColumn="0" w:lastColumn="0" w:oddVBand="0" w:evenVBand="0" w:oddHBand="0" w:evenHBand="0" w:firstRowFirstColumn="0" w:firstRowLastColumn="0" w:lastRowFirstColumn="0" w:lastRowLastColumn="0"/>
+              <w:rPr>
+                <w:lang w:val="es-ES"/>
+              </w:rPr>
+            </w:pPr>
+            <w:r>
+              <w:rPr>
+                <w:lang w:val="es-ES"/>
+              </w:rPr>
+              <w:t>Recursos Humanos (Equipo 7)</w:t>
+            </w:r>
+          </w:p>
+        </w:tc>
+        <w:tc>
+          <w:tcPr>
+            <w:tcW w:w="0" w:type="auto"/>
+            <w:tcBorders>
+              <w:top w:val="single" w:sz="4" w:space="0" w:color="70AD47" w:themeColor="accent6"/>
+              <w:left w:val="single" w:sz="4" w:space="0" w:color="70AD47" w:themeColor="accent6"/>
+              <w:right w:val="single" w:sz="4" w:space="0" w:color="70AD47" w:themeColor="accent6"/>
+            </w:tcBorders>
+            <w:hideMark/>
+          </w:tcPr>
+          <w:p>
+            <w:pPr>
+              <w:spacing w:after="120" w:line="276" w:lineRule="auto"/>
+              <w:jc w:val="center"/>
+              <w:cnfStyle w:val="100000000000" w:firstRow="1" w:lastRow="0" w:firstColumn="0" w:lastColumn="0" w:oddVBand="0" w:evenVBand="0" w:oddHBand="0" w:evenHBand="0" w:firstRowFirstColumn="0" w:firstRowLastColumn="0" w:lastRowFirstColumn="0" w:lastRowLastColumn="0"/>
+              <w:rPr>
+                <w:lang w:val="es-ES"/>
+              </w:rPr>
+            </w:pPr>
+            <w:r>
+              <w:rPr>
+                <w:lang w:val="es-ES"/>
+              </w:rPr>
+              <w:t>Recursos Hardware</w:t>
+            </w:r>
+          </w:p>
+        </w:tc>
+        <w:tc>
+          <w:tcPr>
+            <w:tcW w:w="0" w:type="auto"/>
+            <w:tcBorders>
+              <w:top w:val="single" w:sz="4" w:space="0" w:color="70AD47" w:themeColor="accent6"/>
+              <w:left w:val="single" w:sz="4" w:space="0" w:color="70AD47" w:themeColor="accent6"/>
+              <w:right w:val="single" w:sz="4" w:space="0" w:color="70AD47" w:themeColor="accent6"/>
+            </w:tcBorders>
+            <w:hideMark/>
+          </w:tcPr>
+          <w:p>
+            <w:pPr>
+              <w:spacing w:after="120" w:line="276" w:lineRule="auto"/>
+              <w:jc w:val="center"/>
+              <w:cnfStyle w:val="100000000000" w:firstRow="1" w:lastRow="0" w:firstColumn="0" w:lastColumn="0" w:oddVBand="0" w:evenVBand="0" w:oddHBand="0" w:evenHBand="0" w:firstRowFirstColumn="0" w:firstRowLastColumn="0" w:lastRowFirstColumn="0" w:lastRowLastColumn="0"/>
+              <w:rPr>
+                <w:lang w:val="es-ES"/>
+              </w:rPr>
+            </w:pPr>
+            <w:r>
+              <w:rPr>
+                <w:lang w:val="es-ES"/>
+              </w:rPr>
+              <w:t>Recursos Software</w:t>
+            </w:r>
+          </w:p>
+        </w:tc>
+        <w:tc>
+          <w:tcPr>
+            <w:tcW w:w="0" w:type="auto"/>
+            <w:tcBorders>
+              <w:top w:val="single" w:sz="4" w:space="0" w:color="70AD47" w:themeColor="accent6"/>
+              <w:left w:val="single" w:sz="4" w:space="0" w:color="70AD47" w:themeColor="accent6"/>
+              <w:right w:val="single" w:sz="4" w:space="0" w:color="70AD47" w:themeColor="accent6"/>
+            </w:tcBorders>
+            <w:hideMark/>
+          </w:tcPr>
+          <w:p>
+            <w:pPr>
+              <w:spacing w:after="120" w:line="276" w:lineRule="auto"/>
+              <w:jc w:val="center"/>
+              <w:cnfStyle w:val="100000000000" w:firstRow="1" w:lastRow="0" w:firstColumn="0" w:lastColumn="0" w:oddVBand="0" w:evenVBand="0" w:oddHBand="0" w:evenHBand="0" w:firstRowFirstColumn="0" w:firstRowLastColumn="0" w:lastRowFirstColumn="0" w:lastRowLastColumn="0"/>
+              <w:rPr>
+                <w:lang w:val="es-ES"/>
+              </w:rPr>
+            </w:pPr>
+            <w:r>
+              <w:rPr>
+                <w:lang w:val="es-ES"/>
+              </w:rPr>
+              <w:t>Coste</w:t>
+            </w:r>
+          </w:p>
+        </w:tc>
+      </w:tr>
+      <w:tr>
+        <w:trPr>
+          <w:cnfStyle w:val="000000100000" w:firstRow="0" w:lastRow="0" w:firstColumn="0" w:lastColumn="0" w:oddVBand="0" w:evenVBand="0" w:oddHBand="1" w:evenHBand="0" w:firstRowFirstColumn="0" w:firstRowLastColumn="0" w:lastRowFirstColumn="0" w:lastRowLastColumn="0"/>
+        </w:trPr>
+        <w:tc>
+          <w:tcPr>
+            <w:cnfStyle w:val="001000000000" w:firstRow="0" w:lastRow="0" w:firstColumn="1" w:lastColumn="0" w:oddVBand="0" w:evenVBand="0" w:oddHBand="0" w:evenHBand="0" w:firstRowFirstColumn="0" w:firstRowLastColumn="0" w:lastRowFirstColumn="0" w:lastRowLastColumn="0"/>
+            <w:tcW w:w="0" w:type="auto"/>
+            <w:tcBorders>
+              <w:left w:val="single" w:sz="4" w:space="0" w:color="70AD47" w:themeColor="accent6"/>
+              <w:bottom w:val="single" w:sz="4" w:space="0" w:color="70AD47" w:themeColor="accent6"/>
+            </w:tcBorders>
+            <w:hideMark/>
+          </w:tcPr>
+          <w:p>
+            <w:pPr>
+              <w:spacing w:after="120" w:line="276" w:lineRule="auto"/>
+              <w:jc w:val="center"/>
+              <w:rPr>
+                <w:lang w:val="es-ES"/>
+              </w:rPr>
+            </w:pPr>
+            <w:r>
+              <w:rPr>
+                <w:b/>
+                <w:bCs/>
+                <w:lang w:val="es-ES"/>
+              </w:rPr>
+              <w:t>Análisis de Requisitos y Definición</w:t>
+            </w:r>
+          </w:p>
+        </w:tc>
+        <w:tc>
+          <w:tcPr>
+            <w:tcW w:w="0" w:type="auto"/>
+            <w:hideMark/>
+          </w:tcPr>
+          <w:p>
+            <w:pPr>
+              <w:spacing w:after="120" w:line="276" w:lineRule="auto"/>
+              <w:jc w:val="center"/>
+              <w:cnfStyle w:val="000000100000" w:firstRow="0" w:lastRow="0" w:firstColumn="0" w:lastColumn="0" w:oddVBand="0" w:evenVBand="0" w:oddHBand="1" w:evenHBand="0" w:firstRowFirstColumn="0" w:firstRowLastColumn="0" w:lastRowFirstColumn="0" w:lastRowLastColumn="0"/>
+              <w:rPr>
+                <w:lang w:val="es-ES"/>
+              </w:rPr>
+            </w:pPr>
+            <w:r>
+              <w:rPr>
+                <w:lang w:val="es-ES"/>
+              </w:rPr>
+              <w:t>Claudia, Jimmy, Kennys</w:t>
+            </w:r>
+          </w:p>
+        </w:tc>
+        <w:tc>
+          <w:tcPr>
+            <w:tcW w:w="0" w:type="auto"/>
+            <w:hideMark/>
+          </w:tcPr>
+          <w:p>
+            <w:pPr>
+              <w:spacing w:after="120" w:line="276" w:lineRule="auto"/>
+              <w:jc w:val="center"/>
+              <w:cnfStyle w:val="000000100000" w:firstRow="0" w:lastRow="0" w:firstColumn="0" w:lastColumn="0" w:oddVBand="0" w:evenVBand="0" w:oddHBand="1" w:evenHBand="0" w:firstRowFirstColumn="0" w:firstRowLastColumn="0" w:lastRowFirstColumn="0" w:lastRowLastColumn="0"/>
+              <w:rPr>
+                <w:lang w:val="es-ES"/>
+              </w:rPr>
+            </w:pPr>
+            <w:proofErr w:type="spellStart"/>
+            <w:r>
+              <w:rPr>
+                <w:lang w:val="es-ES"/>
+              </w:rPr>
+              <w:t>PCs</w:t>
+            </w:r>
+            <w:proofErr w:type="spellEnd"/>
+            <w:r>
+              <w:rPr>
+                <w:lang w:val="es-ES"/>
+              </w:rPr>
+              <w:t xml:space="preserve"> personales</w:t>
+            </w:r>
+          </w:p>
+        </w:tc>
+        <w:tc>
+          <w:tcPr>
+            <w:tcW w:w="0" w:type="auto"/>
+            <w:hideMark/>
+          </w:tcPr>
+          <w:p>
+            <w:pPr>
+              <w:spacing w:after="120" w:line="276" w:lineRule="auto"/>
+              <w:jc w:val="center"/>
+              <w:cnfStyle w:val="000000100000" w:firstRow="0" w:lastRow="0" w:firstColumn="0" w:lastColumn="0" w:oddVBand="0" w:evenVBand="0" w:oddHBand="1" w:evenHBand="0" w:firstRowFirstColumn="0" w:firstRowLastColumn="0" w:lastRowFirstColumn="0" w:lastRowLastColumn="0"/>
+              <w:rPr>
+                <w:lang w:val="es-ES"/>
+              </w:rPr>
+            </w:pPr>
+            <w:r>
+              <w:rPr>
+                <w:lang w:val="es-ES"/>
+              </w:rPr>
+              <w:t>Documentación</w:t>
+            </w:r>
+            <w:r>
+              <w:rPr>
+                <w:lang w:val="es-ES"/>
+              </w:rPr>
+              <w:t xml:space="preserve">, </w:t>
+            </w:r>
+            <w:proofErr w:type="spellStart"/>
+            <w:r>
+              <w:rPr>
+                <w:lang w:val="es-ES"/>
+              </w:rPr>
+              <w:t>Discord</w:t>
+            </w:r>
+            <w:proofErr w:type="spellEnd"/>
+          </w:p>
+        </w:tc>
+        <w:tc>
+          <w:tcPr>
+            <w:tcW w:w="0" w:type="auto"/>
+            <w:hideMark/>
+          </w:tcPr>
+          <w:p>
+            <w:pPr>
+              <w:spacing w:after="120" w:line="276" w:lineRule="auto"/>
+              <w:jc w:val="center"/>
+              <w:cnfStyle w:val="000000100000" w:firstRow="0" w:lastRow="0" w:firstColumn="0" w:lastColumn="0" w:oddVBand="0" w:evenVBand="0" w:oddHBand="1" w:evenHBand="0" w:firstRowFirstColumn="0" w:firstRowLastColumn="0" w:lastRowFirstColumn="0" w:lastRowLastColumn="0"/>
+              <w:rPr>
+                <w:lang w:val="es-ES"/>
+              </w:rPr>
+            </w:pPr>
+            <w:r>
+              <w:rPr>
+                <w:lang w:val="es-ES"/>
+              </w:rPr>
+              <w:t>Interno (Tiempo)</w:t>
+            </w:r>
+          </w:p>
+        </w:tc>
+      </w:tr>
+      <w:tr>
+        <w:tc>
+          <w:tcPr>
+            <w:cnfStyle w:val="001000000000" w:firstRow="0" w:lastRow="0" w:firstColumn="1" w:lastColumn="0" w:oddVBand="0" w:evenVBand="0" w:oddHBand="0" w:evenHBand="0" w:firstRowFirstColumn="0" w:firstRowLastColumn="0" w:lastRowFirstColumn="0" w:lastRowLastColumn="0"/>
+            <w:tcW w:w="0" w:type="auto"/>
+            <w:tcBorders>
+              <w:top w:val="single" w:sz="4" w:space="0" w:color="70AD47" w:themeColor="accent6"/>
+              <w:left w:val="single" w:sz="4" w:space="0" w:color="70AD47" w:themeColor="accent6"/>
+              <w:bottom w:val="single" w:sz="4" w:space="0" w:color="70AD47" w:themeColor="accent6"/>
+            </w:tcBorders>
+            <w:hideMark/>
+          </w:tcPr>
+          <w:p>
+            <w:pPr>
+              <w:spacing w:after="120" w:line="276" w:lineRule="auto"/>
+              <w:jc w:val="center"/>
+              <w:rPr>
+                <w:lang w:val="es-ES"/>
+              </w:rPr>
+            </w:pPr>
+            <w:r>
+              <w:rPr>
+                <w:b/>
+                <w:bCs/>
+                <w:lang w:val="es-ES"/>
+              </w:rPr>
+              <w:t>Diseño de Base de Datos Normalizada</w:t>
+            </w:r>
+          </w:p>
+        </w:tc>
+        <w:tc>
+          <w:tcPr>
+            <w:tcW w:w="0" w:type="auto"/>
+            <w:hideMark/>
+          </w:tcPr>
+          <w:p>
+            <w:pPr>
+              <w:spacing w:after="120" w:line="276" w:lineRule="auto"/>
+              <w:jc w:val="center"/>
+              <w:cnfStyle w:val="000000000000" w:firstRow="0" w:lastRow="0" w:firstColumn="0" w:lastColumn="0" w:oddVBand="0" w:evenVBand="0" w:oddHBand="0" w:evenHBand="0" w:firstRowFirstColumn="0" w:firstRowLastColumn="0" w:lastRowFirstColumn="0" w:lastRowLastColumn="0"/>
+              <w:rPr>
+                <w:lang w:val="es-ES"/>
+              </w:rPr>
+            </w:pPr>
+            <w:r>
+              <w:rPr>
+                <w:lang w:val="es-ES"/>
+              </w:rPr>
+              <w:t>Jimmy E. Vergara</w:t>
+            </w:r>
+          </w:p>
+        </w:tc>
+        <w:tc>
+          <w:tcPr>
+            <w:tcW w:w="0" w:type="auto"/>
+            <w:hideMark/>
+          </w:tcPr>
+          <w:p>
+            <w:pPr>
+              <w:spacing w:after="120" w:line="276" w:lineRule="auto"/>
+              <w:jc w:val="center"/>
+              <w:cnfStyle w:val="000000000000" w:firstRow="0" w:lastRow="0" w:firstColumn="0" w:lastColumn="0" w:oddVBand="0" w:evenVBand="0" w:oddHBand="0" w:evenHBand="0" w:firstRowFirstColumn="0" w:firstRowLastColumn="0" w:lastRowFirstColumn="0" w:lastRowLastColumn="0"/>
+              <w:rPr>
+                <w:lang w:val="es-ES"/>
+              </w:rPr>
+            </w:pPr>
+            <w:proofErr w:type="spellStart"/>
+            <w:r>
+              <w:rPr>
+                <w:lang w:val="es-ES"/>
+              </w:rPr>
+              <w:t>PCs</w:t>
+            </w:r>
+            <w:proofErr w:type="spellEnd"/>
+            <w:r>
+              <w:rPr>
+                <w:lang w:val="es-ES"/>
+              </w:rPr>
+              <w:t xml:space="preserve"> personales</w:t>
+            </w:r>
+          </w:p>
+        </w:tc>
+        <w:tc>
+          <w:tcPr>
+            <w:tcW w:w="0" w:type="auto"/>
+            <w:hideMark/>
+          </w:tcPr>
+          <w:p>
+            <w:pPr>
+              <w:spacing w:after="120" w:line="276" w:lineRule="auto"/>
+              <w:jc w:val="center"/>
+              <w:cnfStyle w:val="000000000000" w:firstRow="0" w:lastRow="0" w:firstColumn="0" w:lastColumn="0" w:oddVBand="0" w:evenVBand="0" w:oddHBand="0" w:evenHBand="0" w:firstRowFirstColumn="0" w:firstRowLastColumn="0" w:lastRowFirstColumn="0" w:lastRowLastColumn="0"/>
+              <w:rPr>
+                <w:lang w:val="es-ES"/>
+              </w:rPr>
+            </w:pPr>
+            <w:proofErr w:type="spellStart"/>
+            <w:r>
+              <w:rPr>
+                <w:lang w:val="es-ES"/>
+              </w:rPr>
+              <w:t>Lucidchart</w:t>
+            </w:r>
+            <w:proofErr w:type="spellEnd"/>
+            <w:r>
+              <w:rPr>
+                <w:lang w:val="es-ES"/>
+              </w:rPr>
+              <w:t>, MySQL/PostgreSQL</w:t>
+            </w:r>
+          </w:p>
+        </w:tc>
+        <w:tc>
+          <w:tcPr>
+            <w:tcW w:w="0" w:type="auto"/>
+            <w:hideMark/>
+          </w:tcPr>
+          <w:p>
+            <w:pPr>
+              <w:spacing w:after="120" w:line="276" w:lineRule="auto"/>
+              <w:jc w:val="center"/>
+              <w:cnfStyle w:val="000000000000" w:firstRow="0" w:lastRow="0" w:firstColumn="0" w:lastColumn="0" w:oddVBand="0" w:evenVBand="0" w:oddHBand="0" w:evenHBand="0" w:firstRowFirstColumn="0" w:firstRowLastColumn="0" w:lastRowFirstColumn="0" w:lastRowLastColumn="0"/>
+              <w:rPr>
+                <w:lang w:val="es-ES"/>
+              </w:rPr>
+            </w:pPr>
+            <w:r>
+              <w:rPr>
+                <w:lang w:val="es-ES"/>
+              </w:rPr>
+              <w:t>Interno</w:t>
+            </w:r>
+          </w:p>
+        </w:tc>
+      </w:tr>
+      <w:tr>
+        <w:trPr>
+          <w:cnfStyle w:val="000000100000" w:firstRow="0" w:lastRow="0" w:firstColumn="0" w:lastColumn="0" w:oddVBand="0" w:evenVBand="0" w:oddHBand="1" w:evenHBand="0" w:firstRowFirstColumn="0" w:firstRowLastColumn="0" w:lastRowFirstColumn="0" w:lastRowLastColumn="0"/>
+        </w:trPr>
+        <w:tc>
+          <w:tcPr>
+            <w:cnfStyle w:val="001000000000" w:firstRow="0" w:lastRow="0" w:firstColumn="1" w:lastColumn="0" w:oddVBand="0" w:evenVBand="0" w:oddHBand="0" w:evenHBand="0" w:firstRowFirstColumn="0" w:firstRowLastColumn="0" w:lastRowFirstColumn="0" w:lastRowLastColumn="0"/>
+            <w:tcW w:w="0" w:type="auto"/>
+            <w:tcBorders>
+              <w:top w:val="single" w:sz="4" w:space="0" w:color="70AD47" w:themeColor="accent6"/>
+              <w:left w:val="single" w:sz="4" w:space="0" w:color="70AD47" w:themeColor="accent6"/>
+              <w:bottom w:val="single" w:sz="4" w:space="0" w:color="70AD47" w:themeColor="accent6"/>
+            </w:tcBorders>
+            <w:hideMark/>
+          </w:tcPr>
+          <w:p>
+            <w:pPr>
+              <w:spacing w:after="120" w:line="276" w:lineRule="auto"/>
+              <w:jc w:val="center"/>
+              <w:rPr>
+                <w:lang w:val="es-ES"/>
+              </w:rPr>
+            </w:pPr>
+            <w:r>
+              <w:rPr>
+                <w:b/>
+                <w:bCs/>
+                <w:lang w:val="es-ES"/>
+              </w:rPr>
+              <w:t xml:space="preserve">Desarrollo del </w:t>
+            </w:r>
+            <w:proofErr w:type="spellStart"/>
+            <w:r>
+              <w:rPr>
+                <w:b/>
+                <w:bCs/>
+                <w:lang w:val="es-ES"/>
+              </w:rPr>
+              <w:t>Frontend</w:t>
+            </w:r>
+            <w:proofErr w:type="spellEnd"/>
+            <w:r>
+              <w:rPr>
+                <w:b/>
+                <w:bCs/>
+                <w:lang w:val="es-ES"/>
+              </w:rPr>
+              <w:t xml:space="preserve"> (Buscador/Filtros)</w:t>
+            </w:r>
+          </w:p>
+        </w:tc>
+        <w:tc>
+          <w:tcPr>
+            <w:tcW w:w="0" w:type="auto"/>
+            <w:hideMark/>
+          </w:tcPr>
+          <w:p>
+            <w:pPr>
+              <w:spacing w:after="120" w:line="276" w:lineRule="auto"/>
+              <w:jc w:val="center"/>
+              <w:cnfStyle w:val="000000100000" w:firstRow="0" w:lastRow="0" w:firstColumn="0" w:lastColumn="0" w:oddVBand="0" w:evenVBand="0" w:oddHBand="1" w:evenHBand="0" w:firstRowFirstColumn="0" w:firstRowLastColumn="0" w:lastRowFirstColumn="0" w:lastRowLastColumn="0"/>
+              <w:rPr>
+                <w:lang w:val="es-ES"/>
+              </w:rPr>
+            </w:pPr>
+            <w:r>
+              <w:rPr>
+                <w:lang w:val="es-ES"/>
+              </w:rPr>
+              <w:t>Claudia A. Morales</w:t>
+            </w:r>
+          </w:p>
+        </w:tc>
+        <w:tc>
+          <w:tcPr>
+            <w:tcW w:w="0" w:type="auto"/>
+            <w:hideMark/>
+          </w:tcPr>
+          <w:p>
+            <w:pPr>
+              <w:spacing w:after="120" w:line="276" w:lineRule="auto"/>
+              <w:jc w:val="center"/>
+              <w:cnfStyle w:val="000000100000" w:firstRow="0" w:lastRow="0" w:firstColumn="0" w:lastColumn="0" w:oddVBand="0" w:evenVBand="0" w:oddHBand="1" w:evenHBand="0" w:firstRowFirstColumn="0" w:firstRowLastColumn="0" w:lastRowFirstColumn="0" w:lastRowLastColumn="0"/>
+              <w:rPr>
+                <w:lang w:val="es-ES"/>
+              </w:rPr>
+            </w:pPr>
+            <w:proofErr w:type="spellStart"/>
+            <w:r>
+              <w:rPr>
+                <w:lang w:val="es-ES"/>
+              </w:rPr>
+              <w:t>PCs</w:t>
+            </w:r>
+            <w:proofErr w:type="spellEnd"/>
+            <w:r>
+              <w:rPr>
+                <w:lang w:val="es-ES"/>
+              </w:rPr>
+              <w:t xml:space="preserve"> personales</w:t>
+            </w:r>
+          </w:p>
+        </w:tc>
+        <w:tc>
+          <w:tcPr>
+            <w:tcW w:w="0" w:type="auto"/>
+            <w:hideMark/>
+          </w:tcPr>
+          <w:p>
+            <w:pPr>
+              <w:spacing w:after="120" w:line="276" w:lineRule="auto"/>
+              <w:jc w:val="center"/>
+              <w:cnfStyle w:val="000000100000" w:firstRow="0" w:lastRow="0" w:firstColumn="0" w:lastColumn="0" w:oddVBand="0" w:evenVBand="0" w:oddHBand="1" w:evenHBand="0" w:firstRowFirstColumn="0" w:firstRowLastColumn="0" w:lastRowFirstColumn="0" w:lastRowLastColumn="0"/>
+              <w:rPr>
+                <w:lang w:val="es-ES"/>
+              </w:rPr>
+            </w:pPr>
+            <w:proofErr w:type="spellStart"/>
+            <w:r>
+              <w:rPr>
+                <w:lang w:val="es-ES"/>
+              </w:rPr>
+              <w:t>React</w:t>
+            </w:r>
+            <w:proofErr w:type="spellEnd"/>
+            <w:r>
+              <w:rPr>
+                <w:lang w:val="es-ES"/>
+              </w:rPr>
+              <w:t xml:space="preserve">/Angular, CSS </w:t>
+            </w:r>
+          </w:p>
+        </w:tc>
+        <w:tc>
+          <w:tcPr>
+            <w:tcW w:w="0" w:type="auto"/>
+            <w:hideMark/>
+          </w:tcPr>
+          <w:p>
+            <w:pPr>
+              <w:spacing w:after="120" w:line="276" w:lineRule="auto"/>
+              <w:jc w:val="center"/>
+              <w:cnfStyle w:val="000000100000" w:firstRow="0" w:lastRow="0" w:firstColumn="0" w:lastColumn="0" w:oddVBand="0" w:evenVBand="0" w:oddHBand="1" w:evenHBand="0" w:firstRowFirstColumn="0" w:firstRowLastColumn="0" w:lastRowFirstColumn="0" w:lastRowLastColumn="0"/>
+              <w:rPr>
+                <w:lang w:val="es-ES"/>
+              </w:rPr>
+            </w:pPr>
+            <w:r>
+              <w:rPr>
+                <w:lang w:val="es-ES"/>
+              </w:rPr>
+              <w:t>Interno</w:t>
+            </w:r>
+          </w:p>
+        </w:tc>
+      </w:tr>
+      <w:tr>
+        <w:tc>
+          <w:tcPr>
+            <w:cnfStyle w:val="001000000000" w:firstRow="0" w:lastRow="0" w:firstColumn="1" w:lastColumn="0" w:oddVBand="0" w:evenVBand="0" w:oddHBand="0" w:evenHBand="0" w:firstRowFirstColumn="0" w:firstRowLastColumn="0" w:lastRowFirstColumn="0" w:lastRowLastColumn="0"/>
+            <w:tcW w:w="0" w:type="auto"/>
+            <w:tcBorders>
+              <w:top w:val="single" w:sz="4" w:space="0" w:color="70AD47" w:themeColor="accent6"/>
+              <w:left w:val="single" w:sz="4" w:space="0" w:color="70AD47" w:themeColor="accent6"/>
+              <w:bottom w:val="single" w:sz="4" w:space="0" w:color="70AD47" w:themeColor="accent6"/>
+            </w:tcBorders>
+            <w:hideMark/>
+          </w:tcPr>
+          <w:p>
+            <w:pPr>
+              <w:spacing w:after="120" w:line="276" w:lineRule="auto"/>
+              <w:jc w:val="center"/>
+              <w:rPr>
+                <w:lang w:val="es-ES"/>
+              </w:rPr>
+            </w:pPr>
+            <w:r>
+              <w:rPr>
+                <w:b/>
+                <w:bCs/>
+                <w:lang w:val="es-ES"/>
+              </w:rPr>
+              <w:t xml:space="preserve">Desarrollo del </w:t>
+            </w:r>
+            <w:proofErr w:type="spellStart"/>
+            <w:r>
+              <w:rPr>
+                <w:b/>
+                <w:bCs/>
+                <w:lang w:val="es-ES"/>
+              </w:rPr>
+              <w:t>Backend</w:t>
+            </w:r>
+            <w:proofErr w:type="spellEnd"/>
+            <w:r>
+              <w:rPr>
+                <w:b/>
+                <w:bCs/>
+                <w:lang w:val="es-ES"/>
+              </w:rPr>
+              <w:t xml:space="preserve"> (Panel PYME)</w:t>
+            </w:r>
+          </w:p>
+        </w:tc>
+        <w:tc>
+          <w:tcPr>
+            <w:tcW w:w="0" w:type="auto"/>
+            <w:hideMark/>
+          </w:tcPr>
+          <w:p>
+            <w:pPr>
+              <w:spacing w:after="120" w:line="276" w:lineRule="auto"/>
+              <w:jc w:val="center"/>
+              <w:cnfStyle w:val="000000000000" w:firstRow="0" w:lastRow="0" w:firstColumn="0" w:lastColumn="0" w:oddVBand="0" w:evenVBand="0" w:oddHBand="0" w:evenHBand="0" w:firstRowFirstColumn="0" w:firstRowLastColumn="0" w:lastRowFirstColumn="0" w:lastRowLastColumn="0"/>
+              <w:rPr>
+                <w:lang w:val="es-ES"/>
+              </w:rPr>
+            </w:pPr>
+            <w:r>
+              <w:rPr>
+                <w:lang w:val="es-ES"/>
+              </w:rPr>
+              <w:t>Kennys E. Torres</w:t>
+            </w:r>
+          </w:p>
+        </w:tc>
+        <w:tc>
+          <w:tcPr>
+            <w:tcW w:w="0" w:type="auto"/>
+            <w:hideMark/>
+          </w:tcPr>
+          <w:p>
+            <w:pPr>
+              <w:spacing w:after="120" w:line="276" w:lineRule="auto"/>
+              <w:jc w:val="center"/>
+              <w:cnfStyle w:val="000000000000" w:firstRow="0" w:lastRow="0" w:firstColumn="0" w:lastColumn="0" w:oddVBand="0" w:evenVBand="0" w:oddHBand="0" w:evenHBand="0" w:firstRowFirstColumn="0" w:firstRowLastColumn="0" w:lastRowFirstColumn="0" w:lastRowLastColumn="0"/>
+              <w:rPr>
+                <w:lang w:val="es-ES"/>
+              </w:rPr>
+            </w:pPr>
+            <w:proofErr w:type="spellStart"/>
+            <w:r>
+              <w:rPr>
+                <w:lang w:val="es-ES"/>
+              </w:rPr>
+              <w:t>PCs</w:t>
+            </w:r>
+            <w:proofErr w:type="spellEnd"/>
+            <w:r>
+              <w:rPr>
+                <w:lang w:val="es-ES"/>
+              </w:rPr>
+              <w:t xml:space="preserve"> personales</w:t>
+            </w:r>
+          </w:p>
+        </w:tc>
+        <w:tc>
+          <w:tcPr>
+            <w:tcW w:w="0" w:type="auto"/>
+            <w:hideMark/>
+          </w:tcPr>
+          <w:p>
+            <w:pPr>
+              <w:spacing w:after="120" w:line="276" w:lineRule="auto"/>
+              <w:jc w:val="center"/>
+              <w:cnfStyle w:val="000000000000" w:firstRow="0" w:lastRow="0" w:firstColumn="0" w:lastColumn="0" w:oddVBand="0" w:evenVBand="0" w:oddHBand="0" w:evenHBand="0" w:firstRowFirstColumn="0" w:firstRowLastColumn="0" w:lastRowFirstColumn="0" w:lastRowLastColumn="0"/>
+              <w:rPr>
+                <w:lang w:val="es-ES"/>
+              </w:rPr>
+            </w:pPr>
+            <w:r>
+              <w:rPr>
+                <w:lang w:val="es-ES"/>
+              </w:rPr>
+              <w:t>Node.js / PHP / Python</w:t>
+            </w:r>
+          </w:p>
+        </w:tc>
+        <w:tc>
+          <w:tcPr>
+            <w:tcW w:w="0" w:type="auto"/>
+            <w:hideMark/>
+          </w:tcPr>
+          <w:p>
+            <w:pPr>
+              <w:spacing w:after="120" w:line="276" w:lineRule="auto"/>
+              <w:jc w:val="center"/>
+              <w:cnfStyle w:val="000000000000" w:firstRow="0" w:lastRow="0" w:firstColumn="0" w:lastColumn="0" w:oddVBand="0" w:evenVBand="0" w:oddHBand="0" w:evenHBand="0" w:firstRowFirstColumn="0" w:firstRowLastColumn="0" w:lastRowFirstColumn="0" w:lastRowLastColumn="0"/>
+              <w:rPr>
+                <w:lang w:val="es-ES"/>
+              </w:rPr>
+            </w:pPr>
+            <w:r>
+              <w:rPr>
+                <w:lang w:val="es-ES"/>
+              </w:rPr>
+              <w:t>Interno</w:t>
+            </w:r>
+          </w:p>
+        </w:tc>
+      </w:tr>
+      <w:tr>
+        <w:trPr>
+          <w:cnfStyle w:val="000000100000" w:firstRow="0" w:lastRow="0" w:firstColumn="0" w:lastColumn="0" w:oddVBand="0" w:evenVBand="0" w:oddHBand="1" w:evenHBand="0" w:firstRowFirstColumn="0" w:firstRowLastColumn="0" w:lastRowFirstColumn="0" w:lastRowLastColumn="0"/>
+        </w:trPr>
+        <w:tc>
+          <w:tcPr>
+            <w:cnfStyle w:val="001000000000" w:firstRow="0" w:lastRow="0" w:firstColumn="1" w:lastColumn="0" w:oddVBand="0" w:evenVBand="0" w:oddHBand="0" w:evenHBand="0" w:firstRowFirstColumn="0" w:firstRowLastColumn="0" w:lastRowFirstColumn="0" w:lastRowLastColumn="0"/>
+            <w:tcW w:w="0" w:type="auto"/>
+            <w:tcBorders>
+              <w:top w:val="single" w:sz="4" w:space="0" w:color="70AD47" w:themeColor="accent6"/>
+              <w:left w:val="single" w:sz="4" w:space="0" w:color="70AD47" w:themeColor="accent6"/>
+              <w:bottom w:val="single" w:sz="4" w:space="0" w:color="70AD47" w:themeColor="accent6"/>
+            </w:tcBorders>
+            <w:hideMark/>
+          </w:tcPr>
+          <w:p>
+            <w:pPr>
+              <w:spacing w:after="120" w:line="276" w:lineRule="auto"/>
+              <w:jc w:val="center"/>
+              <w:rPr>
+                <w:lang w:val="es-ES"/>
+              </w:rPr>
+            </w:pPr>
+            <w:r>
+              <w:rPr>
+                <w:b/>
+                <w:bCs/>
+                <w:lang w:val="es-ES"/>
+              </w:rPr>
+              <w:t>Integración de Reservas y Geoposición</w:t>
+            </w:r>
+          </w:p>
+        </w:tc>
+        <w:tc>
+          <w:tcPr>
+            <w:tcW w:w="0" w:type="auto"/>
+            <w:hideMark/>
+          </w:tcPr>
+          <w:p>
+            <w:pPr>
+              <w:spacing w:after="120" w:line="276" w:lineRule="auto"/>
+              <w:jc w:val="center"/>
+              <w:cnfStyle w:val="000000100000" w:firstRow="0" w:lastRow="0" w:firstColumn="0" w:lastColumn="0" w:oddVBand="0" w:evenVBand="0" w:oddHBand="1" w:evenHBand="0" w:firstRowFirstColumn="0" w:firstRowLastColumn="0" w:lastRowFirstColumn="0" w:lastRowLastColumn="0"/>
+              <w:rPr>
+                <w:lang w:val="es-ES"/>
+              </w:rPr>
+            </w:pPr>
+            <w:r>
+              <w:rPr>
+                <w:lang w:val="es-ES"/>
+              </w:rPr>
+              <w:t>Equipo 7</w:t>
+            </w:r>
+          </w:p>
+        </w:tc>
+        <w:tc>
+          <w:tcPr>
+            <w:tcW w:w="0" w:type="auto"/>
+            <w:hideMark/>
+          </w:tcPr>
+          <w:p>
+            <w:pPr>
+              <w:spacing w:after="120" w:line="276" w:lineRule="auto"/>
+              <w:jc w:val="center"/>
+              <w:cnfStyle w:val="000000100000" w:firstRow="0" w:lastRow="0" w:firstColumn="0" w:lastColumn="0" w:oddVBand="0" w:evenVBand="0" w:oddHBand="1" w:evenHBand="0" w:firstRowFirstColumn="0" w:firstRowLastColumn="0" w:lastRowFirstColumn="0" w:lastRowLastColumn="0"/>
+              <w:rPr>
+                <w:lang w:val="es-ES"/>
+              </w:rPr>
+            </w:pPr>
+            <w:proofErr w:type="spellStart"/>
+            <w:r>
+              <w:rPr>
+                <w:lang w:val="es-ES"/>
+              </w:rPr>
+              <w:t>PCs</w:t>
+            </w:r>
+            <w:proofErr w:type="spellEnd"/>
+            <w:r>
+              <w:rPr>
+                <w:lang w:val="es-ES"/>
+              </w:rPr>
+              <w:t xml:space="preserve"> personales</w:t>
+            </w:r>
+          </w:p>
+        </w:tc>
+        <w:tc>
+          <w:tcPr>
+            <w:tcW w:w="0" w:type="auto"/>
+            <w:hideMark/>
+          </w:tcPr>
+          <w:p>
+            <w:pPr>
+              <w:spacing w:after="120" w:line="276" w:lineRule="auto"/>
+              <w:jc w:val="center"/>
+              <w:cnfStyle w:val="000000100000" w:firstRow="0" w:lastRow="0" w:firstColumn="0" w:lastColumn="0" w:oddVBand="0" w:evenVBand="0" w:oddHBand="1" w:evenHBand="0" w:firstRowFirstColumn="0" w:firstRowLastColumn="0" w:lastRowFirstColumn="0" w:lastRowLastColumn="0"/>
+              <w:rPr>
+                <w:lang w:val="es-ES"/>
+              </w:rPr>
+            </w:pPr>
+            <w:r>
+              <w:rPr>
+                <w:lang w:val="es-ES"/>
+              </w:rPr>
+              <w:t>API Mapas, Servidor Web</w:t>
+            </w:r>
+          </w:p>
+        </w:tc>
+        <w:tc>
+          <w:tcPr>
+            <w:tcW w:w="0" w:type="auto"/>
+            <w:hideMark/>
+          </w:tcPr>
+          <w:p>
+            <w:pPr>
+              <w:spacing w:after="120" w:line="276" w:lineRule="auto"/>
+              <w:jc w:val="center"/>
+              <w:cnfStyle w:val="000000100000" w:firstRow="0" w:lastRow="0" w:firstColumn="0" w:lastColumn="0" w:oddVBand="0" w:evenVBand="0" w:oddHBand="1" w:evenHBand="0" w:firstRowFirstColumn="0" w:firstRowLastColumn="0" w:lastRowFirstColumn="0" w:lastRowLastColumn="0"/>
+              <w:rPr>
+                <w:lang w:val="es-ES"/>
+              </w:rPr>
+            </w:pPr>
+            <w:r>
+              <w:rPr>
+                <w:lang w:val="es-ES"/>
+              </w:rPr>
+              <w:t>Interno/Externo</w:t>
+            </w:r>
+          </w:p>
+        </w:tc>
+      </w:tr>
+      <w:tr>
+        <w:trPr>
+          <w:trHeight w:val="64"/>
+        </w:trPr>
+        <w:tc>
+          <w:tcPr>
+            <w:cnfStyle w:val="001000000000" w:firstRow="0" w:lastRow="0" w:firstColumn="1" w:lastColumn="0" w:oddVBand="0" w:evenVBand="0" w:oddHBand="0" w:evenHBand="0" w:firstRowFirstColumn="0" w:firstRowLastColumn="0" w:lastRowFirstColumn="0" w:lastRowLastColumn="0"/>
+            <w:tcW w:w="0" w:type="auto"/>
+            <w:tcBorders>
+              <w:top w:val="single" w:sz="4" w:space="0" w:color="70AD47" w:themeColor="accent6"/>
+              <w:left w:val="single" w:sz="4" w:space="0" w:color="70AD47" w:themeColor="accent6"/>
+              <w:bottom w:val="single" w:sz="4" w:space="0" w:color="70AD47" w:themeColor="accent6"/>
+            </w:tcBorders>
+            <w:hideMark/>
+          </w:tcPr>
+          <w:p>
+            <w:pPr>
+              <w:spacing w:after="120" w:line="276" w:lineRule="auto"/>
+              <w:jc w:val="center"/>
+              <w:rPr>
+                <w:lang w:val="es-ES"/>
+              </w:rPr>
+            </w:pPr>
+            <w:r>
+              <w:rPr>
+                <w:b/>
+                <w:bCs/>
+                <w:lang w:val="es-ES"/>
+              </w:rPr>
+              <w:t>Pruebas de Validación y Ajustes</w:t>
+            </w:r>
+          </w:p>
+        </w:tc>
+        <w:tc>
+          <w:tcPr>
+            <w:tcW w:w="0" w:type="auto"/>
+            <w:tcBorders>
+              <w:bottom w:val="single" w:sz="4" w:space="0" w:color="70AD47" w:themeColor="accent6"/>
+            </w:tcBorders>
+            <w:hideMark/>
+          </w:tcPr>
+          <w:p>
+            <w:pPr>
+              <w:spacing w:after="120" w:line="276" w:lineRule="auto"/>
+              <w:jc w:val="center"/>
+              <w:cnfStyle w:val="000000000000" w:firstRow="0" w:lastRow="0" w:firstColumn="0" w:lastColumn="0" w:oddVBand="0" w:evenVBand="0" w:oddHBand="0" w:evenHBand="0" w:firstRowFirstColumn="0" w:firstRowLastColumn="0" w:lastRowFirstColumn="0" w:lastRowLastColumn="0"/>
+              <w:rPr>
+                <w:lang w:val="es-ES"/>
+              </w:rPr>
+            </w:pPr>
+            <w:r>
+              <w:rPr>
+                <w:lang w:val="es-ES"/>
+              </w:rPr>
+              <w:t>Equipo 7</w:t>
+            </w:r>
+          </w:p>
+        </w:tc>
+        <w:tc>
+          <w:tcPr>
+            <w:tcW w:w="0" w:type="auto"/>
+            <w:tcBorders>
+              <w:bottom w:val="single" w:sz="4" w:space="0" w:color="70AD47" w:themeColor="accent6"/>
+            </w:tcBorders>
+            <w:hideMark/>
+          </w:tcPr>
+          <w:p>
+            <w:pPr>
+              <w:spacing w:after="120" w:line="276" w:lineRule="auto"/>
+              <w:jc w:val="center"/>
+              <w:cnfStyle w:val="000000000000" w:firstRow="0" w:lastRow="0" w:firstColumn="0" w:lastColumn="0" w:oddVBand="0" w:evenVBand="0" w:oddHBand="0" w:evenHBand="0" w:firstRowFirstColumn="0" w:firstRowLastColumn="0" w:lastRowFirstColumn="0" w:lastRowLastColumn="0"/>
+              <w:rPr>
+                <w:lang w:val="es-ES"/>
+              </w:rPr>
+            </w:pPr>
+            <w:r>
+              <w:rPr>
+                <w:lang w:val="es-ES"/>
+              </w:rPr>
+              <w:t>Dispositivos móviles</w:t>
+            </w:r>
+          </w:p>
+        </w:tc>
+        <w:tc>
+          <w:tcPr>
+            <w:tcW w:w="0" w:type="auto"/>
+            <w:tcBorders>
+              <w:bottom w:val="single" w:sz="4" w:space="0" w:color="70AD47" w:themeColor="accent6"/>
+            </w:tcBorders>
+            <w:hideMark/>
+          </w:tcPr>
+          <w:p>
+            <w:pPr>
+              <w:spacing w:after="120" w:line="276" w:lineRule="auto"/>
+              <w:jc w:val="center"/>
+              <w:cnfStyle w:val="000000000000" w:firstRow="0" w:lastRow="0" w:firstColumn="0" w:lastColumn="0" w:oddVBand="0" w:evenVBand="0" w:oddHBand="0" w:evenHBand="0" w:firstRowFirstColumn="0" w:firstRowLastColumn="0" w:lastRowFirstColumn="0" w:lastRowLastColumn="0"/>
+              <w:rPr>
+                <w:lang w:val="es-ES"/>
+              </w:rPr>
+            </w:pPr>
+            <w:r>
+              <w:rPr>
+                <w:lang w:val="es-ES"/>
+              </w:rPr>
+              <w:t>Navegadores, Herramientas QA</w:t>
+            </w:r>
+          </w:p>
+        </w:tc>
+        <w:tc>
+          <w:tcPr>
+            <w:tcW w:w="0" w:type="auto"/>
+            <w:tcBorders>
+              <w:bottom w:val="single" w:sz="4" w:space="0" w:color="70AD47" w:themeColor="accent6"/>
+            </w:tcBorders>
+            <w:hideMark/>
+          </w:tcPr>
+          <w:p>
+            <w:pPr>
+              <w:spacing w:after="120" w:line="276" w:lineRule="auto"/>
+              <w:jc w:val="center"/>
+              <w:cnfStyle w:val="000000000000" w:firstRow="0" w:lastRow="0" w:firstColumn="0" w:lastColumn="0" w:oddVBand="0" w:evenVBand="0" w:oddHBand="0" w:evenHBand="0" w:firstRowFirstColumn="0" w:firstRowLastColumn="0" w:lastRowFirstColumn="0" w:lastRowLastColumn="0"/>
+              <w:rPr>
+                <w:lang w:val="es-ES"/>
+              </w:rPr>
+            </w:pPr>
+            <w:r>
+              <w:rPr>
+                <w:lang w:val="es-ES"/>
+              </w:rPr>
+              <w:t>Interno</w:t>
+            </w:r>
+          </w:p>
+        </w:tc>
+      </w:tr>
+    </w:tbl>
+    <w:p>
+      <w:pPr>
+        <w:rPr>
+          <w:lang w:val="es-ES"/>
+        </w:rPr>
+      </w:pPr>
+    </w:p>
+    <w:p>
+      <w:pPr>
+        <w:rPr>
+          <w:lang w:val="es-ES"/>
         </w:rPr>
       </w:pPr>
     </w:p>
@@ -3846,6 +5434,208 @@
     </w:lvl>
   </w:abstractNum>
   <w:abstractNum w:abstractNumId="6" w15:restartNumberingAfterBreak="0">
+    <w:nsid w:val="2BE35B5E"/>
+    <w:multiLevelType w:val="hybridMultilevel"/>
+    <w:tmpl w:val="475AB37A"/>
+    <w:lvl w:ilvl="0" w:tplc="0C0A000F">
+      <w:start w:val="1"/>
+      <w:numFmt w:val="decimal"/>
+      <w:lvlText w:val="%1."/>
+      <w:lvlJc w:val="left"/>
+      <w:pPr>
+        <w:ind w:left="720" w:hanging="360"/>
+      </w:pPr>
+      <w:rPr>
+        <w:rFonts w:hint="default"/>
+      </w:rPr>
+    </w:lvl>
+    <w:lvl w:ilvl="1" w:tplc="0C0A0019" w:tentative="1">
+      <w:start w:val="1"/>
+      <w:numFmt w:val="lowerLetter"/>
+      <w:lvlText w:val="%2."/>
+      <w:lvlJc w:val="left"/>
+      <w:pPr>
+        <w:ind w:left="1440" w:hanging="360"/>
+      </w:pPr>
+    </w:lvl>
+    <w:lvl w:ilvl="2" w:tplc="0C0A001B" w:tentative="1">
+      <w:start w:val="1"/>
+      <w:numFmt w:val="lowerRoman"/>
+      <w:lvlText w:val="%3."/>
+      <w:lvlJc w:val="right"/>
+      <w:pPr>
+        <w:ind w:left="2160" w:hanging="180"/>
+      </w:pPr>
+    </w:lvl>
+    <w:lvl w:ilvl="3" w:tplc="0C0A000F" w:tentative="1">
+      <w:start w:val="1"/>
+      <w:numFmt w:val="decimal"/>
+      <w:lvlText w:val="%4."/>
+      <w:lvlJc w:val="left"/>
+      <w:pPr>
+        <w:ind w:left="2880" w:hanging="360"/>
+      </w:pPr>
+    </w:lvl>
+    <w:lvl w:ilvl="4" w:tplc="0C0A0019" w:tentative="1">
+      <w:start w:val="1"/>
+      <w:numFmt w:val="lowerLetter"/>
+      <w:lvlText w:val="%5."/>
+      <w:lvlJc w:val="left"/>
+      <w:pPr>
+        <w:ind w:left="3600" w:hanging="360"/>
+      </w:pPr>
+    </w:lvl>
+    <w:lvl w:ilvl="5" w:tplc="0C0A001B" w:tentative="1">
+      <w:start w:val="1"/>
+      <w:numFmt w:val="lowerRoman"/>
+      <w:lvlText w:val="%6."/>
+      <w:lvlJc w:val="right"/>
+      <w:pPr>
+        <w:ind w:left="4320" w:hanging="180"/>
+      </w:pPr>
+    </w:lvl>
+    <w:lvl w:ilvl="6" w:tplc="0C0A000F" w:tentative="1">
+      <w:start w:val="1"/>
+      <w:numFmt w:val="decimal"/>
+      <w:lvlText w:val="%7."/>
+      <w:lvlJc w:val="left"/>
+      <w:pPr>
+        <w:ind w:left="5040" w:hanging="360"/>
+      </w:pPr>
+    </w:lvl>
+    <w:lvl w:ilvl="7" w:tplc="0C0A0019" w:tentative="1">
+      <w:start w:val="1"/>
+      <w:numFmt w:val="lowerLetter"/>
+      <w:lvlText w:val="%8."/>
+      <w:lvlJc w:val="left"/>
+      <w:pPr>
+        <w:ind w:left="5760" w:hanging="360"/>
+      </w:pPr>
+    </w:lvl>
+    <w:lvl w:ilvl="8" w:tplc="0C0A001B" w:tentative="1">
+      <w:start w:val="1"/>
+      <w:numFmt w:val="lowerRoman"/>
+      <w:lvlText w:val="%9."/>
+      <w:lvlJc w:val="right"/>
+      <w:pPr>
+        <w:ind w:left="6480" w:hanging="180"/>
+      </w:pPr>
+    </w:lvl>
+  </w:abstractNum>
+  <w:abstractNum w:abstractNumId="7" w15:restartNumberingAfterBreak="0">
+    <w:nsid w:val="311953E0"/>
+    <w:multiLevelType w:val="hybridMultilevel"/>
+    <w:tmpl w:val="14AA4322"/>
+    <w:lvl w:ilvl="0" w:tplc="C312FB0E">
+      <w:start w:val="2"/>
+      <w:numFmt w:val="bullet"/>
+      <w:lvlText w:val="-"/>
+      <w:lvlJc w:val="left"/>
+      <w:pPr>
+        <w:ind w:left="1080" w:hanging="360"/>
+      </w:pPr>
+      <w:rPr>
+        <w:rFonts w:ascii="Trebuchet MS" w:eastAsia="Trebuchet MS" w:hAnsi="Trebuchet MS" w:cs="Trebuchet MS" w:hint="default"/>
+      </w:rPr>
+    </w:lvl>
+    <w:lvl w:ilvl="1" w:tplc="0C0A0003" w:tentative="1">
+      <w:start w:val="1"/>
+      <w:numFmt w:val="bullet"/>
+      <w:lvlText w:val="o"/>
+      <w:lvlJc w:val="left"/>
+      <w:pPr>
+        <w:ind w:left="1800" w:hanging="360"/>
+      </w:pPr>
+      <w:rPr>
+        <w:rFonts w:ascii="Courier New" w:hAnsi="Courier New" w:cs="Courier New" w:hint="default"/>
+      </w:rPr>
+    </w:lvl>
+    <w:lvl w:ilvl="2" w:tplc="0C0A0005" w:tentative="1">
+      <w:start w:val="1"/>
+      <w:numFmt w:val="bullet"/>
+      <w:lvlText w:val=""/>
+      <w:lvlJc w:val="left"/>
+      <w:pPr>
+        <w:ind w:left="2520" w:hanging="360"/>
+      </w:pPr>
+      <w:rPr>
+        <w:rFonts w:ascii="Wingdings" w:hAnsi="Wingdings" w:hint="default"/>
+      </w:rPr>
+    </w:lvl>
+    <w:lvl w:ilvl="3" w:tplc="0C0A0001" w:tentative="1">
+      <w:start w:val="1"/>
+      <w:numFmt w:val="bullet"/>
+      <w:lvlText w:val=""/>
+      <w:lvlJc w:val="left"/>
+      <w:pPr>
+        <w:ind w:left="3240" w:hanging="360"/>
+      </w:pPr>
+      <w:rPr>
+        <w:rFonts w:ascii="Symbol" w:hAnsi="Symbol" w:hint="default"/>
+      </w:rPr>
+    </w:lvl>
+    <w:lvl w:ilvl="4" w:tplc="0C0A0003" w:tentative="1">
+      <w:start w:val="1"/>
+      <w:numFmt w:val="bullet"/>
+      <w:lvlText w:val="o"/>
+      <w:lvlJc w:val="left"/>
+      <w:pPr>
+        <w:ind w:left="3960" w:hanging="360"/>
+      </w:pPr>
+      <w:rPr>
+        <w:rFonts w:ascii="Courier New" w:hAnsi="Courier New" w:cs="Courier New" w:hint="default"/>
+      </w:rPr>
+    </w:lvl>
+    <w:lvl w:ilvl="5" w:tplc="0C0A0005" w:tentative="1">
+      <w:start w:val="1"/>
+      <w:numFmt w:val="bullet"/>
+      <w:lvlText w:val=""/>
+      <w:lvlJc w:val="left"/>
+      <w:pPr>
+        <w:ind w:left="4680" w:hanging="360"/>
+      </w:pPr>
+      <w:rPr>
+        <w:rFonts w:ascii="Wingdings" w:hAnsi="Wingdings" w:hint="default"/>
+      </w:rPr>
+    </w:lvl>
+    <w:lvl w:ilvl="6" w:tplc="0C0A0001" w:tentative="1">
+      <w:start w:val="1"/>
+      <w:numFmt w:val="bullet"/>
+      <w:lvlText w:val=""/>
+      <w:lvlJc w:val="left"/>
+      <w:pPr>
+        <w:ind w:left="5400" w:hanging="360"/>
+      </w:pPr>
+      <w:rPr>
+        <w:rFonts w:ascii="Symbol" w:hAnsi="Symbol" w:hint="default"/>
+      </w:rPr>
+    </w:lvl>
+    <w:lvl w:ilvl="7" w:tplc="0C0A0003" w:tentative="1">
+      <w:start w:val="1"/>
+      <w:numFmt w:val="bullet"/>
+      <w:lvlText w:val="o"/>
+      <w:lvlJc w:val="left"/>
+      <w:pPr>
+        <w:ind w:left="6120" w:hanging="360"/>
+      </w:pPr>
+      <w:rPr>
+        <w:rFonts w:ascii="Courier New" w:hAnsi="Courier New" w:cs="Courier New" w:hint="default"/>
+      </w:rPr>
+    </w:lvl>
+    <w:lvl w:ilvl="8" w:tplc="0C0A0005" w:tentative="1">
+      <w:start w:val="1"/>
+      <w:numFmt w:val="bullet"/>
+      <w:lvlText w:val=""/>
+      <w:lvlJc w:val="left"/>
+      <w:pPr>
+        <w:ind w:left="6840" w:hanging="360"/>
+      </w:pPr>
+      <w:rPr>
+        <w:rFonts w:ascii="Wingdings" w:hAnsi="Wingdings" w:hint="default"/>
+      </w:rPr>
+    </w:lvl>
+  </w:abstractNum>
+  <w:abstractNum w:abstractNumId="8" w15:restartNumberingAfterBreak="0">
     <w:nsid w:val="31FE114F"/>
     <w:multiLevelType w:val="multilevel"/>
     <w:tmpl w:val="879293B6"/>
@@ -3958,7 +5748,7 @@
       </w:rPr>
     </w:lvl>
   </w:abstractNum>
-  <w:abstractNum w:abstractNumId="7" w15:restartNumberingAfterBreak="0">
+  <w:abstractNum w:abstractNumId="9" w15:restartNumberingAfterBreak="0">
     <w:nsid w:val="36F76F2A"/>
     <w:multiLevelType w:val="hybridMultilevel"/>
     <w:tmpl w:val="DF94BF04"/>
@@ -4071,7 +5861,120 @@
       </w:rPr>
     </w:lvl>
   </w:abstractNum>
-  <w:abstractNum w:abstractNumId="8" w15:restartNumberingAfterBreak="0">
+  <w:abstractNum w:abstractNumId="10" w15:restartNumberingAfterBreak="0">
+    <w:nsid w:val="392F0DAC"/>
+    <w:multiLevelType w:val="hybridMultilevel"/>
+    <w:tmpl w:val="24B6AFAA"/>
+    <w:lvl w:ilvl="0" w:tplc="33107306">
+      <w:start w:val="2"/>
+      <w:numFmt w:val="bullet"/>
+      <w:lvlText w:val="-"/>
+      <w:lvlJc w:val="left"/>
+      <w:pPr>
+        <w:ind w:left="1080" w:hanging="360"/>
+      </w:pPr>
+      <w:rPr>
+        <w:rFonts w:ascii="Trebuchet MS" w:eastAsia="Trebuchet MS" w:hAnsi="Trebuchet MS" w:cs="Trebuchet MS" w:hint="default"/>
+      </w:rPr>
+    </w:lvl>
+    <w:lvl w:ilvl="1" w:tplc="0C0A0003" w:tentative="1">
+      <w:start w:val="1"/>
+      <w:numFmt w:val="bullet"/>
+      <w:lvlText w:val="o"/>
+      <w:lvlJc w:val="left"/>
+      <w:pPr>
+        <w:ind w:left="1800" w:hanging="360"/>
+      </w:pPr>
+      <w:rPr>
+        <w:rFonts w:ascii="Courier New" w:hAnsi="Courier New" w:cs="Courier New" w:hint="default"/>
+      </w:rPr>
+    </w:lvl>
+    <w:lvl w:ilvl="2" w:tplc="0C0A0005" w:tentative="1">
+      <w:start w:val="1"/>
+      <w:numFmt w:val="bullet"/>
+      <w:lvlText w:val=""/>
+      <w:lvlJc w:val="left"/>
+      <w:pPr>
+        <w:ind w:left="2520" w:hanging="360"/>
+      </w:pPr>
+      <w:rPr>
+        <w:rFonts w:ascii="Wingdings" w:hAnsi="Wingdings" w:hint="default"/>
+      </w:rPr>
+    </w:lvl>
+    <w:lvl w:ilvl="3" w:tplc="0C0A0001" w:tentative="1">
+      <w:start w:val="1"/>
+      <w:numFmt w:val="bullet"/>
+      <w:lvlText w:val=""/>
+      <w:lvlJc w:val="left"/>
+      <w:pPr>
+        <w:ind w:left="3240" w:hanging="360"/>
+      </w:pPr>
+      <w:rPr>
+        <w:rFonts w:ascii="Symbol" w:hAnsi="Symbol" w:hint="default"/>
+      </w:rPr>
+    </w:lvl>
+    <w:lvl w:ilvl="4" w:tplc="0C0A0003" w:tentative="1">
+      <w:start w:val="1"/>
+      <w:numFmt w:val="bullet"/>
+      <w:lvlText w:val="o"/>
+      <w:lvlJc w:val="left"/>
+      <w:pPr>
+        <w:ind w:left="3960" w:hanging="360"/>
+      </w:pPr>
+      <w:rPr>
+        <w:rFonts w:ascii="Courier New" w:hAnsi="Courier New" w:cs="Courier New" w:hint="default"/>
+      </w:rPr>
+    </w:lvl>
+    <w:lvl w:ilvl="5" w:tplc="0C0A0005" w:tentative="1">
+      <w:start w:val="1"/>
+      <w:numFmt w:val="bullet"/>
+      <w:lvlText w:val=""/>
+      <w:lvlJc w:val="left"/>
+      <w:pPr>
+        <w:ind w:left="4680" w:hanging="360"/>
+      </w:pPr>
+      <w:rPr>
+        <w:rFonts w:ascii="Wingdings" w:hAnsi="Wingdings" w:hint="default"/>
+      </w:rPr>
+    </w:lvl>
+    <w:lvl w:ilvl="6" w:tplc="0C0A0001" w:tentative="1">
+      <w:start w:val="1"/>
+      <w:numFmt w:val="bullet"/>
+      <w:lvlText w:val=""/>
+      <w:lvlJc w:val="left"/>
+      <w:pPr>
+        <w:ind w:left="5400" w:hanging="360"/>
+      </w:pPr>
+      <w:rPr>
+        <w:rFonts w:ascii="Symbol" w:hAnsi="Symbol" w:hint="default"/>
+      </w:rPr>
+    </w:lvl>
+    <w:lvl w:ilvl="7" w:tplc="0C0A0003" w:tentative="1">
+      <w:start w:val="1"/>
+      <w:numFmt w:val="bullet"/>
+      <w:lvlText w:val="o"/>
+      <w:lvlJc w:val="left"/>
+      <w:pPr>
+        <w:ind w:left="6120" w:hanging="360"/>
+      </w:pPr>
+      <w:rPr>
+        <w:rFonts w:ascii="Courier New" w:hAnsi="Courier New" w:cs="Courier New" w:hint="default"/>
+      </w:rPr>
+    </w:lvl>
+    <w:lvl w:ilvl="8" w:tplc="0C0A0005" w:tentative="1">
+      <w:start w:val="1"/>
+      <w:numFmt w:val="bullet"/>
+      <w:lvlText w:val=""/>
+      <w:lvlJc w:val="left"/>
+      <w:pPr>
+        <w:ind w:left="6840" w:hanging="360"/>
+      </w:pPr>
+      <w:rPr>
+        <w:rFonts w:ascii="Wingdings" w:hAnsi="Wingdings" w:hint="default"/>
+      </w:rPr>
+    </w:lvl>
+  </w:abstractNum>
+  <w:abstractNum w:abstractNumId="11" w15:restartNumberingAfterBreak="0">
     <w:nsid w:val="46EA51EC"/>
     <w:multiLevelType w:val="multilevel"/>
     <w:tmpl w:val="1E808712"/>
@@ -4184,7 +6087,7 @@
       </w:rPr>
     </w:lvl>
   </w:abstractNum>
-  <w:abstractNum w:abstractNumId="9" w15:restartNumberingAfterBreak="0">
+  <w:abstractNum w:abstractNumId="12" w15:restartNumberingAfterBreak="0">
     <w:nsid w:val="52FA0F85"/>
     <w:multiLevelType w:val="multilevel"/>
     <w:tmpl w:val="24C4D098"/>
@@ -4297,17 +6200,17 @@
       </w:rPr>
     </w:lvl>
   </w:abstractNum>
-  <w:abstractNum w:abstractNumId="10" w15:restartNumberingAfterBreak="0">
+  <w:abstractNum w:abstractNumId="13" w15:restartNumberingAfterBreak="0">
     <w:nsid w:val="6D4820B1"/>
     <w:multiLevelType w:val="hybridMultilevel"/>
-    <w:tmpl w:val="0630D1BA"/>
-    <w:lvl w:ilvl="0" w:tplc="0C0A000F">
+    <w:tmpl w:val="AA669E0C"/>
+    <w:lvl w:ilvl="0" w:tplc="E0BAF6B8">
       <w:start w:val="1"/>
       <w:numFmt w:val="decimal"/>
-      <w:lvlText w:val="%1."/>
-      <w:lvlJc w:val="left"/>
-      <w:pPr>
-        <w:ind w:left="720" w:hanging="360"/>
+      <w:lvlText w:val="1.%1."/>
+      <w:lvlJc w:val="left"/>
+      <w:pPr>
+        <w:ind w:left="1080" w:hanging="360"/>
       </w:pPr>
       <w:rPr>
         <w:rFonts w:hint="default"/>
@@ -4319,7 +6222,7 @@
       <w:lvlText w:val="%2."/>
       <w:lvlJc w:val="left"/>
       <w:pPr>
-        <w:ind w:left="1440" w:hanging="360"/>
+        <w:ind w:left="1800" w:hanging="360"/>
       </w:pPr>
     </w:lvl>
     <w:lvl w:ilvl="2" w:tplc="0C0A001B" w:tentative="1">
@@ -4328,7 +6231,7 @@
       <w:lvlText w:val="%3."/>
       <w:lvlJc w:val="right"/>
       <w:pPr>
-        <w:ind w:left="2160" w:hanging="180"/>
+        <w:ind w:left="2520" w:hanging="180"/>
       </w:pPr>
     </w:lvl>
     <w:lvl w:ilvl="3" w:tplc="0C0A000F" w:tentative="1">
@@ -4337,7 +6240,7 @@
       <w:lvlText w:val="%4."/>
       <w:lvlJc w:val="left"/>
       <w:pPr>
-        <w:ind w:left="2880" w:hanging="360"/>
+        <w:ind w:left="3240" w:hanging="360"/>
       </w:pPr>
     </w:lvl>
     <w:lvl w:ilvl="4" w:tplc="0C0A0019" w:tentative="1">
@@ -4346,7 +6249,7 @@
       <w:lvlText w:val="%5."/>
       <w:lvlJc w:val="left"/>
       <w:pPr>
-        <w:ind w:left="3600" w:hanging="360"/>
+        <w:ind w:left="3960" w:hanging="360"/>
       </w:pPr>
     </w:lvl>
     <w:lvl w:ilvl="5" w:tplc="0C0A001B" w:tentative="1">
@@ -4355,7 +6258,7 @@
       <w:lvlText w:val="%6."/>
       <w:lvlJc w:val="right"/>
       <w:pPr>
-        <w:ind w:left="4320" w:hanging="180"/>
+        <w:ind w:left="4680" w:hanging="180"/>
       </w:pPr>
     </w:lvl>
     <w:lvl w:ilvl="6" w:tplc="0C0A000F" w:tentative="1">
@@ -4364,7 +6267,7 @@
       <w:lvlText w:val="%7."/>
       <w:lvlJc w:val="left"/>
       <w:pPr>
-        <w:ind w:left="5040" w:hanging="360"/>
+        <w:ind w:left="5400" w:hanging="360"/>
       </w:pPr>
     </w:lvl>
     <w:lvl w:ilvl="7" w:tplc="0C0A0019" w:tentative="1">
@@ -4373,7 +6276,7 @@
       <w:lvlText w:val="%8."/>
       <w:lvlJc w:val="left"/>
       <w:pPr>
-        <w:ind w:left="5760" w:hanging="360"/>
+        <w:ind w:left="6120" w:hanging="360"/>
       </w:pPr>
     </w:lvl>
     <w:lvl w:ilvl="8" w:tplc="0C0A001B" w:tentative="1">
@@ -4382,11 +6285,100 @@
       <w:lvlText w:val="%9."/>
       <w:lvlJc w:val="right"/>
       <w:pPr>
-        <w:ind w:left="6480" w:hanging="180"/>
+        <w:ind w:left="6840" w:hanging="180"/>
       </w:pPr>
     </w:lvl>
   </w:abstractNum>
-  <w:abstractNum w:abstractNumId="11" w15:restartNumberingAfterBreak="0">
+  <w:abstractNum w:abstractNumId="14" w15:restartNumberingAfterBreak="0">
+    <w:nsid w:val="75C42C5D"/>
+    <w:multiLevelType w:val="hybridMultilevel"/>
+    <w:tmpl w:val="A1A832AE"/>
+    <w:lvl w:ilvl="0" w:tplc="6C9AE3DC">
+      <w:start w:val="1"/>
+      <w:numFmt w:val="decimal"/>
+      <w:lvlText w:val="2.%1."/>
+      <w:lvlJc w:val="left"/>
+      <w:pPr>
+        <w:ind w:left="1080" w:hanging="360"/>
+      </w:pPr>
+      <w:rPr>
+        <w:rFonts w:hint="default"/>
+      </w:rPr>
+    </w:lvl>
+    <w:lvl w:ilvl="1" w:tplc="FFFFFFFF" w:tentative="1">
+      <w:start w:val="1"/>
+      <w:numFmt w:val="lowerLetter"/>
+      <w:lvlText w:val="%2."/>
+      <w:lvlJc w:val="left"/>
+      <w:pPr>
+        <w:ind w:left="1800" w:hanging="360"/>
+      </w:pPr>
+    </w:lvl>
+    <w:lvl w:ilvl="2" w:tplc="FFFFFFFF" w:tentative="1">
+      <w:start w:val="1"/>
+      <w:numFmt w:val="lowerRoman"/>
+      <w:lvlText w:val="%3."/>
+      <w:lvlJc w:val="right"/>
+      <w:pPr>
+        <w:ind w:left="2520" w:hanging="180"/>
+      </w:pPr>
+    </w:lvl>
+    <w:lvl w:ilvl="3" w:tplc="FFFFFFFF" w:tentative="1">
+      <w:start w:val="1"/>
+      <w:numFmt w:val="decimal"/>
+      <w:lvlText w:val="%4."/>
+      <w:lvlJc w:val="left"/>
+      <w:pPr>
+        <w:ind w:left="3240" w:hanging="360"/>
+      </w:pPr>
+    </w:lvl>
+    <w:lvl w:ilvl="4" w:tplc="FFFFFFFF" w:tentative="1">
+      <w:start w:val="1"/>
+      <w:numFmt w:val="lowerLetter"/>
+      <w:lvlText w:val="%5."/>
+      <w:lvlJc w:val="left"/>
+      <w:pPr>
+        <w:ind w:left="3960" w:hanging="360"/>
+      </w:pPr>
+    </w:lvl>
+    <w:lvl w:ilvl="5" w:tplc="FFFFFFFF" w:tentative="1">
+      <w:start w:val="1"/>
+      <w:numFmt w:val="lowerRoman"/>
+      <w:lvlText w:val="%6."/>
+      <w:lvlJc w:val="right"/>
+      <w:pPr>
+        <w:ind w:left="4680" w:hanging="180"/>
+      </w:pPr>
+    </w:lvl>
+    <w:lvl w:ilvl="6" w:tplc="FFFFFFFF" w:tentative="1">
+      <w:start w:val="1"/>
+      <w:numFmt w:val="decimal"/>
+      <w:lvlText w:val="%7."/>
+      <w:lvlJc w:val="left"/>
+      <w:pPr>
+        <w:ind w:left="5400" w:hanging="360"/>
+      </w:pPr>
+    </w:lvl>
+    <w:lvl w:ilvl="7" w:tplc="FFFFFFFF" w:tentative="1">
+      <w:start w:val="1"/>
+      <w:numFmt w:val="lowerLetter"/>
+      <w:lvlText w:val="%8."/>
+      <w:lvlJc w:val="left"/>
+      <w:pPr>
+        <w:ind w:left="6120" w:hanging="360"/>
+      </w:pPr>
+    </w:lvl>
+    <w:lvl w:ilvl="8" w:tplc="FFFFFFFF" w:tentative="1">
+      <w:start w:val="1"/>
+      <w:numFmt w:val="lowerRoman"/>
+      <w:lvlText w:val="%9."/>
+      <w:lvlJc w:val="right"/>
+      <w:pPr>
+        <w:ind w:left="6840" w:hanging="180"/>
+      </w:pPr>
+    </w:lvl>
+  </w:abstractNum>
+  <w:abstractNum w:abstractNumId="15" w15:restartNumberingAfterBreak="0">
     <w:nsid w:val="7AA96CFF"/>
     <w:multiLevelType w:val="multilevel"/>
     <w:tmpl w:val="A8D0E2E0"/>
@@ -4499,7 +6491,7 @@
       </w:rPr>
     </w:lvl>
   </w:abstractNum>
-  <w:abstractNum w:abstractNumId="12" w15:restartNumberingAfterBreak="0">
+  <w:abstractNum w:abstractNumId="16" w15:restartNumberingAfterBreak="0">
     <w:nsid w:val="7AB073DD"/>
     <w:multiLevelType w:val="multilevel"/>
     <w:tmpl w:val="7C72B55C"/>
@@ -4612,14 +6604,127 @@
       </w:rPr>
     </w:lvl>
   </w:abstractNum>
+  <w:abstractNum w:abstractNumId="17" w15:restartNumberingAfterBreak="0">
+    <w:nsid w:val="7F5005C5"/>
+    <w:multiLevelType w:val="hybridMultilevel"/>
+    <w:tmpl w:val="DC1223F0"/>
+    <w:lvl w:ilvl="0" w:tplc="A81E1BF4">
+      <w:start w:val="3"/>
+      <w:numFmt w:val="bullet"/>
+      <w:lvlText w:val="-"/>
+      <w:lvlJc w:val="left"/>
+      <w:pPr>
+        <w:ind w:left="1080" w:hanging="360"/>
+      </w:pPr>
+      <w:rPr>
+        <w:rFonts w:ascii="Trebuchet MS" w:eastAsia="Trebuchet MS" w:hAnsi="Trebuchet MS" w:cs="Trebuchet MS" w:hint="default"/>
+      </w:rPr>
+    </w:lvl>
+    <w:lvl w:ilvl="1" w:tplc="0C0A0003" w:tentative="1">
+      <w:start w:val="1"/>
+      <w:numFmt w:val="bullet"/>
+      <w:lvlText w:val="o"/>
+      <w:lvlJc w:val="left"/>
+      <w:pPr>
+        <w:ind w:left="1800" w:hanging="360"/>
+      </w:pPr>
+      <w:rPr>
+        <w:rFonts w:ascii="Courier New" w:hAnsi="Courier New" w:cs="Courier New" w:hint="default"/>
+      </w:rPr>
+    </w:lvl>
+    <w:lvl w:ilvl="2" w:tplc="0C0A0005" w:tentative="1">
+      <w:start w:val="1"/>
+      <w:numFmt w:val="bullet"/>
+      <w:lvlText w:val=""/>
+      <w:lvlJc w:val="left"/>
+      <w:pPr>
+        <w:ind w:left="2520" w:hanging="360"/>
+      </w:pPr>
+      <w:rPr>
+        <w:rFonts w:ascii="Wingdings" w:hAnsi="Wingdings" w:hint="default"/>
+      </w:rPr>
+    </w:lvl>
+    <w:lvl w:ilvl="3" w:tplc="0C0A0001" w:tentative="1">
+      <w:start w:val="1"/>
+      <w:numFmt w:val="bullet"/>
+      <w:lvlText w:val=""/>
+      <w:lvlJc w:val="left"/>
+      <w:pPr>
+        <w:ind w:left="3240" w:hanging="360"/>
+      </w:pPr>
+      <w:rPr>
+        <w:rFonts w:ascii="Symbol" w:hAnsi="Symbol" w:hint="default"/>
+      </w:rPr>
+    </w:lvl>
+    <w:lvl w:ilvl="4" w:tplc="0C0A0003" w:tentative="1">
+      <w:start w:val="1"/>
+      <w:numFmt w:val="bullet"/>
+      <w:lvlText w:val="o"/>
+      <w:lvlJc w:val="left"/>
+      <w:pPr>
+        <w:ind w:left="3960" w:hanging="360"/>
+      </w:pPr>
+      <w:rPr>
+        <w:rFonts w:ascii="Courier New" w:hAnsi="Courier New" w:cs="Courier New" w:hint="default"/>
+      </w:rPr>
+    </w:lvl>
+    <w:lvl w:ilvl="5" w:tplc="0C0A0005" w:tentative="1">
+      <w:start w:val="1"/>
+      <w:numFmt w:val="bullet"/>
+      <w:lvlText w:val=""/>
+      <w:lvlJc w:val="left"/>
+      <w:pPr>
+        <w:ind w:left="4680" w:hanging="360"/>
+      </w:pPr>
+      <w:rPr>
+        <w:rFonts w:ascii="Wingdings" w:hAnsi="Wingdings" w:hint="default"/>
+      </w:rPr>
+    </w:lvl>
+    <w:lvl w:ilvl="6" w:tplc="0C0A0001" w:tentative="1">
+      <w:start w:val="1"/>
+      <w:numFmt w:val="bullet"/>
+      <w:lvlText w:val=""/>
+      <w:lvlJc w:val="left"/>
+      <w:pPr>
+        <w:ind w:left="5400" w:hanging="360"/>
+      </w:pPr>
+      <w:rPr>
+        <w:rFonts w:ascii="Symbol" w:hAnsi="Symbol" w:hint="default"/>
+      </w:rPr>
+    </w:lvl>
+    <w:lvl w:ilvl="7" w:tplc="0C0A0003" w:tentative="1">
+      <w:start w:val="1"/>
+      <w:numFmt w:val="bullet"/>
+      <w:lvlText w:val="o"/>
+      <w:lvlJc w:val="left"/>
+      <w:pPr>
+        <w:ind w:left="6120" w:hanging="360"/>
+      </w:pPr>
+      <w:rPr>
+        <w:rFonts w:ascii="Courier New" w:hAnsi="Courier New" w:cs="Courier New" w:hint="default"/>
+      </w:rPr>
+    </w:lvl>
+    <w:lvl w:ilvl="8" w:tplc="0C0A0005" w:tentative="1">
+      <w:start w:val="1"/>
+      <w:numFmt w:val="bullet"/>
+      <w:lvlText w:val=""/>
+      <w:lvlJc w:val="left"/>
+      <w:pPr>
+        <w:ind w:left="6840" w:hanging="360"/>
+      </w:pPr>
+      <w:rPr>
+        <w:rFonts w:ascii="Wingdings" w:hAnsi="Wingdings" w:hint="default"/>
+      </w:rPr>
+    </w:lvl>
+  </w:abstractNum>
   <w:num w:numId="1" w16cid:durableId="1294139932">
-    <w:abstractNumId w:val="11"/>
+    <w:abstractNumId w:val="15"/>
   </w:num>
   <w:num w:numId="2" w16cid:durableId="672873231">
     <w:abstractNumId w:val="5"/>
   </w:num>
   <w:num w:numId="3" w16cid:durableId="26297562">
-    <w:abstractNumId w:val="12"/>
+    <w:abstractNumId w:val="16"/>
   </w:num>
   <w:num w:numId="4" w16cid:durableId="35476326">
     <w:abstractNumId w:val="3"/>
@@ -4628,7 +6733,7 @@
     <w:abstractNumId w:val="2"/>
   </w:num>
   <w:num w:numId="6" w16cid:durableId="1581939985">
-    <w:abstractNumId w:val="8"/>
+    <w:abstractNumId w:val="11"/>
   </w:num>
   <w:num w:numId="7" w16cid:durableId="1133985133">
     <w:abstractNumId w:val="4"/>
@@ -4637,19 +6742,34 @@
     <w:abstractNumId w:val="1"/>
   </w:num>
   <w:num w:numId="9" w16cid:durableId="552539866">
-    <w:abstractNumId w:val="9"/>
+    <w:abstractNumId w:val="12"/>
   </w:num>
   <w:num w:numId="10" w16cid:durableId="1719669674">
     <w:abstractNumId w:val="0"/>
   </w:num>
   <w:num w:numId="11" w16cid:durableId="1729915026">
-    <w:abstractNumId w:val="6"/>
+    <w:abstractNumId w:val="8"/>
   </w:num>
   <w:num w:numId="12" w16cid:durableId="1181624240">
+    <w:abstractNumId w:val="9"/>
+  </w:num>
+  <w:num w:numId="13" w16cid:durableId="776022141">
+    <w:abstractNumId w:val="13"/>
+  </w:num>
+  <w:num w:numId="14" w16cid:durableId="1374960569">
     <w:abstractNumId w:val="7"/>
   </w:num>
-  <w:num w:numId="13" w16cid:durableId="776022141">
+  <w:num w:numId="15" w16cid:durableId="796265839">
     <w:abstractNumId w:val="10"/>
+  </w:num>
+  <w:num w:numId="16" w16cid:durableId="115757673">
+    <w:abstractNumId w:val="17"/>
+  </w:num>
+  <w:num w:numId="17" w16cid:durableId="724068643">
+    <w:abstractNumId w:val="14"/>
+  </w:num>
+  <w:num w:numId="18" w16cid:durableId="96483922">
+    <w:abstractNumId w:val="6"/>
   </w:num>
 </w:numbering>
 </file>
@@ -5197,7 +7317,6 @@
   <w:style w:type="character" w:default="1" w:styleId="DefaultParagraphFont">
     <w:name w:val="Default Paragraph Font"/>
     <w:uiPriority w:val="1"/>
-    <w:semiHidden/>
     <w:unhideWhenUsed/>
   </w:style>
   <w:style w:type="table" w:default="1" w:styleId="TableNormal">
@@ -5647,6 +7766,324 @@
       <w:sz w:val="24"/>
       <w:szCs w:val="24"/>
     </w:rPr>
+  </w:style>
+  <w:style w:type="table" w:styleId="GridTable4-Accent6">
+    <w:name w:val="Grid Table 4 Accent 6"/>
+    <w:basedOn w:val="TableNormal"/>
+    <w:uiPriority w:val="49"/>
+    <w:rsid w:val="003F6CEF"/>
+    <w:pPr>
+      <w:spacing w:after="0" w:line="240" w:lineRule="auto"/>
+    </w:pPr>
+    <w:tblPr>
+      <w:tblStyleRowBandSize w:val="1"/>
+      <w:tblStyleColBandSize w:val="1"/>
+      <w:tblBorders>
+        <w:top w:val="single" w:sz="4" w:space="0" w:color="A8D08D" w:themeColor="accent6" w:themeTint="99"/>
+        <w:left w:val="single" w:sz="4" w:space="0" w:color="A8D08D" w:themeColor="accent6" w:themeTint="99"/>
+        <w:bottom w:val="single" w:sz="4" w:space="0" w:color="A8D08D" w:themeColor="accent6" w:themeTint="99"/>
+        <w:right w:val="single" w:sz="4" w:space="0" w:color="A8D08D" w:themeColor="accent6" w:themeTint="99"/>
+        <w:insideH w:val="single" w:sz="4" w:space="0" w:color="A8D08D" w:themeColor="accent6" w:themeTint="99"/>
+        <w:insideV w:val="single" w:sz="4" w:space="0" w:color="A8D08D" w:themeColor="accent6" w:themeTint="99"/>
+      </w:tblBorders>
+    </w:tblPr>
+    <w:tblStylePr w:type="firstRow">
+      <w:rPr>
+        <w:b/>
+        <w:bCs/>
+        <w:color w:val="FFFFFF" w:themeColor="background1"/>
+      </w:rPr>
+      <w:tblPr/>
+      <w:tcPr>
+        <w:tcBorders>
+          <w:top w:val="single" w:sz="4" w:space="0" w:color="70AD47" w:themeColor="accent6"/>
+          <w:left w:val="single" w:sz="4" w:space="0" w:color="70AD47" w:themeColor="accent6"/>
+          <w:bottom w:val="single" w:sz="4" w:space="0" w:color="70AD47" w:themeColor="accent6"/>
+          <w:right w:val="single" w:sz="4" w:space="0" w:color="70AD47" w:themeColor="accent6"/>
+          <w:insideH w:val="nil"/>
+          <w:insideV w:val="nil"/>
+        </w:tcBorders>
+        <w:shd w:val="clear" w:color="auto" w:fill="70AD47" w:themeFill="accent6"/>
+      </w:tcPr>
+    </w:tblStylePr>
+    <w:tblStylePr w:type="lastRow">
+      <w:rPr>
+        <w:b/>
+        <w:bCs/>
+      </w:rPr>
+      <w:tblPr/>
+      <w:tcPr>
+        <w:tcBorders>
+          <w:top w:val="double" w:sz="4" w:space="0" w:color="70AD47" w:themeColor="accent6"/>
+        </w:tcBorders>
+      </w:tcPr>
+    </w:tblStylePr>
+    <w:tblStylePr w:type="firstCol">
+      <w:rPr>
+        <w:b/>
+        <w:bCs/>
+      </w:rPr>
+    </w:tblStylePr>
+    <w:tblStylePr w:type="lastCol">
+      <w:rPr>
+        <w:b/>
+        <w:bCs/>
+      </w:rPr>
+    </w:tblStylePr>
+    <w:tblStylePr w:type="band1Vert">
+      <w:tblPr/>
+      <w:tcPr>
+        <w:shd w:val="clear" w:color="auto" w:fill="E2EFD9" w:themeFill="accent6" w:themeFillTint="33"/>
+      </w:tcPr>
+    </w:tblStylePr>
+    <w:tblStylePr w:type="band1Horz">
+      <w:tblPr/>
+      <w:tcPr>
+        <w:shd w:val="clear" w:color="auto" w:fill="E2EFD9" w:themeFill="accent6" w:themeFillTint="33"/>
+      </w:tcPr>
+    </w:tblStylePr>
+  </w:style>
+  <w:style w:type="table" w:styleId="GridTable5Dark-Accent6">
+    <w:name w:val="Grid Table 5 Dark Accent 6"/>
+    <w:basedOn w:val="TableNormal"/>
+    <w:uiPriority w:val="50"/>
+    <w:rsid w:val="003F6CEF"/>
+    <w:pPr>
+      <w:spacing w:after="0" w:line="240" w:lineRule="auto"/>
+    </w:pPr>
+    <w:tblPr>
+      <w:tblStyleRowBandSize w:val="1"/>
+      <w:tblStyleColBandSize w:val="1"/>
+      <w:tblBorders>
+        <w:top w:val="single" w:sz="4" w:space="0" w:color="FFFFFF" w:themeColor="background1"/>
+        <w:left w:val="single" w:sz="4" w:space="0" w:color="FFFFFF" w:themeColor="background1"/>
+        <w:bottom w:val="single" w:sz="4" w:space="0" w:color="FFFFFF" w:themeColor="background1"/>
+        <w:right w:val="single" w:sz="4" w:space="0" w:color="FFFFFF" w:themeColor="background1"/>
+        <w:insideH w:val="single" w:sz="4" w:space="0" w:color="FFFFFF" w:themeColor="background1"/>
+        <w:insideV w:val="single" w:sz="4" w:space="0" w:color="FFFFFF" w:themeColor="background1"/>
+      </w:tblBorders>
+    </w:tblPr>
+    <w:tcPr>
+      <w:shd w:val="clear" w:color="auto" w:fill="E2EFD9" w:themeFill="accent6" w:themeFillTint="33"/>
+    </w:tcPr>
+    <w:tblStylePr w:type="firstRow">
+      <w:rPr>
+        <w:b/>
+        <w:bCs/>
+        <w:color w:val="FFFFFF" w:themeColor="background1"/>
+      </w:rPr>
+      <w:tblPr/>
+      <w:tcPr>
+        <w:tcBorders>
+          <w:top w:val="single" w:sz="4" w:space="0" w:color="FFFFFF" w:themeColor="background1"/>
+          <w:left w:val="single" w:sz="4" w:space="0" w:color="FFFFFF" w:themeColor="background1"/>
+          <w:right w:val="single" w:sz="4" w:space="0" w:color="FFFFFF" w:themeColor="background1"/>
+          <w:insideH w:val="nil"/>
+          <w:insideV w:val="nil"/>
+        </w:tcBorders>
+        <w:shd w:val="clear" w:color="auto" w:fill="70AD47" w:themeFill="accent6"/>
+      </w:tcPr>
+    </w:tblStylePr>
+    <w:tblStylePr w:type="lastRow">
+      <w:rPr>
+        <w:b/>
+        <w:bCs/>
+        <w:color w:val="FFFFFF" w:themeColor="background1"/>
+      </w:rPr>
+      <w:tblPr/>
+      <w:tcPr>
+        <w:tcBorders>
+          <w:left w:val="single" w:sz="4" w:space="0" w:color="FFFFFF" w:themeColor="background1"/>
+          <w:bottom w:val="single" w:sz="4" w:space="0" w:color="FFFFFF" w:themeColor="background1"/>
+          <w:right w:val="single" w:sz="4" w:space="0" w:color="FFFFFF" w:themeColor="background1"/>
+          <w:insideH w:val="nil"/>
+          <w:insideV w:val="nil"/>
+        </w:tcBorders>
+        <w:shd w:val="clear" w:color="auto" w:fill="70AD47" w:themeFill="accent6"/>
+      </w:tcPr>
+    </w:tblStylePr>
+    <w:tblStylePr w:type="firstCol">
+      <w:rPr>
+        <w:b/>
+        <w:bCs/>
+        <w:color w:val="FFFFFF" w:themeColor="background1"/>
+      </w:rPr>
+      <w:tblPr/>
+      <w:tcPr>
+        <w:tcBorders>
+          <w:top w:val="single" w:sz="4" w:space="0" w:color="FFFFFF" w:themeColor="background1"/>
+          <w:left w:val="single" w:sz="4" w:space="0" w:color="FFFFFF" w:themeColor="background1"/>
+          <w:bottom w:val="single" w:sz="4" w:space="0" w:color="FFFFFF" w:themeColor="background1"/>
+          <w:insideV w:val="nil"/>
+        </w:tcBorders>
+        <w:shd w:val="clear" w:color="auto" w:fill="70AD47" w:themeFill="accent6"/>
+      </w:tcPr>
+    </w:tblStylePr>
+    <w:tblStylePr w:type="lastCol">
+      <w:rPr>
+        <w:b/>
+        <w:bCs/>
+        <w:color w:val="FFFFFF" w:themeColor="background1"/>
+      </w:rPr>
+      <w:tblPr/>
+      <w:tcPr>
+        <w:tcBorders>
+          <w:top w:val="single" w:sz="4" w:space="0" w:color="FFFFFF" w:themeColor="background1"/>
+          <w:bottom w:val="single" w:sz="4" w:space="0" w:color="FFFFFF" w:themeColor="background1"/>
+          <w:right w:val="single" w:sz="4" w:space="0" w:color="FFFFFF" w:themeColor="background1"/>
+          <w:insideV w:val="nil"/>
+        </w:tcBorders>
+        <w:shd w:val="clear" w:color="auto" w:fill="70AD47" w:themeFill="accent6"/>
+      </w:tcPr>
+    </w:tblStylePr>
+    <w:tblStylePr w:type="band1Vert">
+      <w:tblPr/>
+      <w:tcPr>
+        <w:shd w:val="clear" w:color="auto" w:fill="C5E0B3" w:themeFill="accent6" w:themeFillTint="66"/>
+      </w:tcPr>
+    </w:tblStylePr>
+    <w:tblStylePr w:type="band1Horz">
+      <w:tblPr/>
+      <w:tcPr>
+        <w:shd w:val="clear" w:color="auto" w:fill="C5E0B3" w:themeFill="accent6" w:themeFillTint="66"/>
+      </w:tcPr>
+    </w:tblStylePr>
+  </w:style>
+  <w:style w:type="table" w:styleId="GridTable3-Accent6">
+    <w:name w:val="Grid Table 3 Accent 6"/>
+    <w:basedOn w:val="TableNormal"/>
+    <w:uiPriority w:val="48"/>
+    <w:rsid w:val="003F6CEF"/>
+    <w:pPr>
+      <w:spacing w:after="0" w:line="240" w:lineRule="auto"/>
+    </w:pPr>
+    <w:tblPr>
+      <w:tblStyleRowBandSize w:val="1"/>
+      <w:tblStyleColBandSize w:val="1"/>
+      <w:tblBorders>
+        <w:top w:val="single" w:sz="4" w:space="0" w:color="A8D08D" w:themeColor="accent6" w:themeTint="99"/>
+        <w:left w:val="single" w:sz="4" w:space="0" w:color="A8D08D" w:themeColor="accent6" w:themeTint="99"/>
+        <w:bottom w:val="single" w:sz="4" w:space="0" w:color="A8D08D" w:themeColor="accent6" w:themeTint="99"/>
+        <w:right w:val="single" w:sz="4" w:space="0" w:color="A8D08D" w:themeColor="accent6" w:themeTint="99"/>
+        <w:insideH w:val="single" w:sz="4" w:space="0" w:color="A8D08D" w:themeColor="accent6" w:themeTint="99"/>
+        <w:insideV w:val="single" w:sz="4" w:space="0" w:color="A8D08D" w:themeColor="accent6" w:themeTint="99"/>
+      </w:tblBorders>
+    </w:tblPr>
+    <w:tblStylePr w:type="firstRow">
+      <w:rPr>
+        <w:b/>
+        <w:bCs/>
+      </w:rPr>
+      <w:tblPr/>
+      <w:tcPr>
+        <w:tcBorders>
+          <w:top w:val="nil"/>
+          <w:left w:val="nil"/>
+          <w:right w:val="nil"/>
+          <w:insideH w:val="nil"/>
+          <w:insideV w:val="nil"/>
+        </w:tcBorders>
+        <w:shd w:val="clear" w:color="auto" w:fill="FFFFFF" w:themeFill="background1"/>
+      </w:tcPr>
+    </w:tblStylePr>
+    <w:tblStylePr w:type="lastRow">
+      <w:rPr>
+        <w:b/>
+        <w:bCs/>
+      </w:rPr>
+      <w:tblPr/>
+      <w:tcPr>
+        <w:tcBorders>
+          <w:left w:val="nil"/>
+          <w:bottom w:val="nil"/>
+          <w:right w:val="nil"/>
+          <w:insideH w:val="nil"/>
+          <w:insideV w:val="nil"/>
+        </w:tcBorders>
+        <w:shd w:val="clear" w:color="auto" w:fill="FFFFFF" w:themeFill="background1"/>
+      </w:tcPr>
+    </w:tblStylePr>
+    <w:tblStylePr w:type="firstCol">
+      <w:pPr>
+        <w:jc w:val="right"/>
+      </w:pPr>
+      <w:rPr>
+        <w:i/>
+        <w:iCs/>
+      </w:rPr>
+      <w:tblPr/>
+      <w:tcPr>
+        <w:tcBorders>
+          <w:top w:val="nil"/>
+          <w:left w:val="nil"/>
+          <w:bottom w:val="nil"/>
+          <w:insideH w:val="nil"/>
+          <w:insideV w:val="nil"/>
+        </w:tcBorders>
+        <w:shd w:val="clear" w:color="auto" w:fill="FFFFFF" w:themeFill="background1"/>
+      </w:tcPr>
+    </w:tblStylePr>
+    <w:tblStylePr w:type="lastCol">
+      <w:rPr>
+        <w:i/>
+        <w:iCs/>
+      </w:rPr>
+      <w:tblPr/>
+      <w:tcPr>
+        <w:tcBorders>
+          <w:top w:val="nil"/>
+          <w:bottom w:val="nil"/>
+          <w:right w:val="nil"/>
+          <w:insideH w:val="nil"/>
+          <w:insideV w:val="nil"/>
+        </w:tcBorders>
+        <w:shd w:val="clear" w:color="auto" w:fill="FFFFFF" w:themeFill="background1"/>
+      </w:tcPr>
+    </w:tblStylePr>
+    <w:tblStylePr w:type="band1Vert">
+      <w:tblPr/>
+      <w:tcPr>
+        <w:shd w:val="clear" w:color="auto" w:fill="E2EFD9" w:themeFill="accent6" w:themeFillTint="33"/>
+      </w:tcPr>
+    </w:tblStylePr>
+    <w:tblStylePr w:type="band1Horz">
+      <w:tblPr/>
+      <w:tcPr>
+        <w:shd w:val="clear" w:color="auto" w:fill="E2EFD9" w:themeFill="accent6" w:themeFillTint="33"/>
+      </w:tcPr>
+    </w:tblStylePr>
+    <w:tblStylePr w:type="neCell">
+      <w:tblPr/>
+      <w:tcPr>
+        <w:tcBorders>
+          <w:bottom w:val="single" w:sz="4" w:space="0" w:color="A8D08D" w:themeColor="accent6" w:themeTint="99"/>
+        </w:tcBorders>
+      </w:tcPr>
+    </w:tblStylePr>
+    <w:tblStylePr w:type="nwCell">
+      <w:tblPr/>
+      <w:tcPr>
+        <w:tcBorders>
+          <w:bottom w:val="single" w:sz="4" w:space="0" w:color="A8D08D" w:themeColor="accent6" w:themeTint="99"/>
+        </w:tcBorders>
+      </w:tcPr>
+    </w:tblStylePr>
+    <w:tblStylePr w:type="seCell">
+      <w:tblPr/>
+      <w:tcPr>
+        <w:tcBorders>
+          <w:top w:val="single" w:sz="4" w:space="0" w:color="A8D08D" w:themeColor="accent6" w:themeTint="99"/>
+        </w:tcBorders>
+      </w:tcPr>
+    </w:tblStylePr>
+    <w:tblStylePr w:type="swCell">
+      <w:tblPr/>
+      <w:tcPr>
+        <w:tcBorders>
+          <w:top w:val="single" w:sz="4" w:space="0" w:color="A8D08D" w:themeColor="accent6" w:themeTint="99"/>
+        </w:tcBorders>
+      </w:tcPr>
+    </w:tblStylePr>
   </w:style>
 </w:styles>
 </file>
@@ -5947,28 +8384,28 @@
 </file>
 
 <file path=customXml/item1.xml><?xml version="1.0" encoding="utf-8"?>
+<b:Sources xmlns:b="http://schemas.openxmlformats.org/officeDocument/2006/bibliography" xmlns="http://schemas.openxmlformats.org/officeDocument/2006/bibliography" SelectedStyle="\APASixthEditionOfficeOnline.xsl" StyleName="APA" Version="6"/>
+</file>
+
+<file path=customXml/item2.xml><?xml version="1.0" encoding="utf-8"?>
 <go:gDocsCustomXmlDataStorage xmlns:go="http://customooxmlschemas.google.com/" xmlns:r="http://schemas.openxmlformats.org/officeDocument/2006/relationships" uri="GoogleDocsCustomDataVersion2">
   <go:docsCustomData xmlns:go="http://customooxmlschemas.google.com/" roundtripDataSignature="AMtx7mi3YeNoVFECQJ8/8ZW5NMdN3Muxjw==">CgMxLjAyDmgucmd6MDhlYWU2dnIwMg5oLmI4Y3VoMGhzaWZ4cTIOaC5lMDV0NTZ5MmNuMTgyDmguOTNmNnp4ZmhsNWxmMg5oLjJveDFtaW5qNjY3ZjIOaC5tNmVwaXVhNWNxZTEyDmgucWJ4dXdhd3JncjAyOAByITFiWXpXVkF0U2d4dUhUbURJbkozQ0ZWbHQ3Nmx2OExVbQ==</go:docsCustomData>
 </go:gDocsCustomXmlDataStorage>
 </file>
 
-<file path=customXml/item2.xml><?xml version="1.0" encoding="utf-8"?>
-<b:Sources xmlns:b="http://schemas.openxmlformats.org/officeDocument/2006/bibliography" xmlns="http://schemas.openxmlformats.org/officeDocument/2006/bibliography" SelectedStyle="\APASixthEditionOfficeOnline.xsl" StyleName="APA" Version="6"/>
+<file path=customXml/itemProps1.xml><?xml version="1.0" encoding="utf-8"?>
+<ds:datastoreItem xmlns:ds="http://schemas.openxmlformats.org/officeDocument/2006/customXml" ds:itemID="{FB272140-6F8D-40EE-A491-139200A25CE3}">
+  <ds:schemaRefs>
+    <ds:schemaRef ds:uri="http://schemas.openxmlformats.org/officeDocument/2006/bibliography"/>
+  </ds:schemaRefs>
+</ds:datastoreItem>
 </file>
 
-<file path=customXml/itemProps1.xml><?xml version="1.0" encoding="utf-8"?>
+<file path=customXml/itemProps2.xml><?xml version="1.0" encoding="utf-8"?>
 <ds:datastoreItem xmlns:ds="http://schemas.openxmlformats.org/officeDocument/2006/customXml" ds:itemID="{11111111-1234-1234-1234-123412341234}">
   <ds:schemaRefs>
     <ds:schemaRef ds:uri="http://customooxmlschemas.google.com/"/>
     <ds:schemaRef ds:uri="http://schemas.openxmlformats.org/officeDocument/2006/relationships"/>
   </ds:schemaRefs>
 </ds:datastoreItem>
-</file>
-
-<file path=customXml/itemProps2.xml><?xml version="1.0" encoding="utf-8"?>
-<ds:datastoreItem xmlns:ds="http://schemas.openxmlformats.org/officeDocument/2006/customXml" ds:itemID="{FB272140-6F8D-40EE-A491-139200A25CE3}">
-  <ds:schemaRefs>
-    <ds:schemaRef ds:uri="http://schemas.openxmlformats.org/officeDocument/2006/bibliography"/>
-  </ds:schemaRefs>
-</ds:datastoreItem>
 </file>